--- a/briefings/线口监测午报-2026-09-18.docx
+++ b/briefings/线口监测午报-2026-09-18.docx
@@ -22,7 +22,7 @@
           <w:color w:val="888888"/>
           <w:sz w:val="18"/>
         </w:rPr>
-        <w:t>监测窗口:近48小时 | 生成时间:2026-09-18 12:48</w:t>
+        <w:t>监测窗口:近48小时 | 生成时间:2026-09-18 13:57</w:t>
       </w:r>
     </w:p>
     <w:p>
@@ -70,6 +70,210 @@
           <w:color w:val="888888"/>
           <w:sz w:val="24"/>
         </w:rPr>
+        <w:t>因 AI 信息前后矛盾 / 影响家庭关系，男子起诉平台要求赔礼道歉</w:t>
+      </w:r>
+    </w:p>
+    <w:p>
+      <w:r>
+        <w:rPr>
+          <w:rFonts w:ascii="Times New Roman" w:hAnsi="Times New Roman" w:eastAsia="宋体"/>
+          <w:color w:val="888888"/>
+          <w:sz w:val="18"/>
+        </w:rPr>
+        <w:t>来源:IT之家 | 时间:09-18 13:56</w:t>
+      </w:r>
+    </w:p>
+    <w:p>
+      <w:r>
+        <w:rPr>
+          <w:rFonts w:ascii="Times New Roman" w:hAnsi="Times New Roman" w:eastAsia="宋体"/>
+          <w:sz w:val="18"/>
+        </w:rPr>
+        <w:t>链接:</w:t>
+      </w:r>
+      <w:hyperlink r:id="rId9">
+        <w:r>
+          <w:rPr>
+            <w:color w:val="0563C1"/>
+            <w:u w:val="single"/>
+          </w:rPr>
+          <w:t>因 AI 信息前后矛盾 / 影响家庭关系，男子起诉平台要求赔礼道歉</w:t>
+        </w:r>
+      </w:hyperlink>
+    </w:p>
+    <w:p>
+      <w:pPr>
+        <w:pStyle w:val="Heading3"/>
+      </w:pPr>
+      <w:r>
+        <w:rPr>
+          <w:rFonts w:ascii="Times New Roman" w:hAnsi="Times New Roman" w:eastAsia="黑体"/>
+          <w:b w:val="0"/>
+          <w:color w:val="888888"/>
+          <w:sz w:val="24"/>
+        </w:rPr>
+        <w:t>【C级·参考】</w:t>
+      </w:r>
+      <w:r>
+        <w:rPr>
+          <w:rFonts w:ascii="Times New Roman" w:hAnsi="Times New Roman" w:eastAsia="黑体"/>
+          <w:b w:val="0"/>
+          <w:color w:val="888888"/>
+          <w:sz w:val="24"/>
+        </w:rPr>
+        <w:t>PrismML 再出手：Bonsai 2 27B 以 1/9 内存占用保留 Qwen3.8 27B 98.2% 性能</w:t>
+      </w:r>
+    </w:p>
+    <w:p>
+      <w:r>
+        <w:rPr>
+          <w:rFonts w:ascii="Times New Roman" w:hAnsi="Times New Roman" w:eastAsia="宋体"/>
+          <w:color w:val="888888"/>
+          <w:sz w:val="18"/>
+        </w:rPr>
+        <w:t>来源:IT之家 | 时间:09-18 13:42</w:t>
+      </w:r>
+    </w:p>
+    <w:p>
+      <w:r>
+        <w:rPr>
+          <w:rFonts w:ascii="Times New Roman" w:hAnsi="Times New Roman" w:eastAsia="宋体"/>
+          <w:sz w:val="18"/>
+        </w:rPr>
+        <w:t>链接:</w:t>
+      </w:r>
+      <w:hyperlink r:id="rId10">
+        <w:r>
+          <w:rPr>
+            <w:color w:val="0563C1"/>
+            <w:u w:val="single"/>
+          </w:rPr>
+          <w:t>PrismML 再出手：Bonsai 2 27B 以 1/9 内存占用保留 Qwen3.8 27B 98.2% 性能</w:t>
+        </w:r>
+      </w:hyperlink>
+    </w:p>
+    <w:p>
+      <w:pPr>
+        <w:pStyle w:val="Heading3"/>
+      </w:pPr>
+      <w:r>
+        <w:rPr>
+          <w:rFonts w:ascii="Times New Roman" w:hAnsi="Times New Roman" w:eastAsia="黑体"/>
+          <w:b w:val="0"/>
+          <w:color w:val="888888"/>
+          <w:sz w:val="24"/>
+        </w:rPr>
+        <w:t>【C级·参考】</w:t>
+      </w:r>
+      <w:r>
+        <w:rPr>
+          <w:rFonts w:ascii="Times New Roman" w:hAnsi="Times New Roman" w:eastAsia="黑体"/>
+          <w:b w:val="0"/>
+          <w:color w:val="888888"/>
+          <w:sz w:val="24"/>
+        </w:rPr>
+        <w:t>白帽黑客借 Anthropic Claude 成功入侵 OpenAI ChatGPT 账户，获 6500 美元赏金</w:t>
+      </w:r>
+    </w:p>
+    <w:p>
+      <w:r>
+        <w:rPr>
+          <w:rFonts w:ascii="Times New Roman" w:hAnsi="Times New Roman" w:eastAsia="宋体"/>
+          <w:color w:val="888888"/>
+          <w:sz w:val="18"/>
+        </w:rPr>
+        <w:t>来源:IT之家 | 时间:09-18 13:26</w:t>
+      </w:r>
+    </w:p>
+    <w:p>
+      <w:r>
+        <w:rPr>
+          <w:rFonts w:ascii="Times New Roman" w:hAnsi="Times New Roman" w:eastAsia="宋体"/>
+          <w:sz w:val="18"/>
+        </w:rPr>
+        <w:t>链接:</w:t>
+      </w:r>
+      <w:hyperlink r:id="rId11">
+        <w:r>
+          <w:rPr>
+            <w:color w:val="0563C1"/>
+            <w:u w:val="single"/>
+          </w:rPr>
+          <w:t>白帽黑客借 Anthropic Claude 成功入侵 OpenAI ChatGPT 账户，获 6500 美元赏金</w:t>
+        </w:r>
+      </w:hyperlink>
+    </w:p>
+    <w:p>
+      <w:pPr>
+        <w:pStyle w:val="Heading3"/>
+      </w:pPr>
+      <w:r>
+        <w:rPr>
+          <w:rFonts w:ascii="Times New Roman" w:hAnsi="Times New Roman" w:eastAsia="黑体"/>
+          <w:b w:val="0"/>
+          <w:color w:val="888888"/>
+          <w:sz w:val="24"/>
+        </w:rPr>
+        <w:t>【C级·参考】</w:t>
+      </w:r>
+      <w:r>
+        <w:rPr>
+          <w:rFonts w:ascii="Times New Roman" w:hAnsi="Times New Roman" w:eastAsia="黑体"/>
+          <w:b w:val="0"/>
+          <w:color w:val="888888"/>
+          <w:sz w:val="24"/>
+        </w:rPr>
+        <w:t>全国首个海洋 Token 工厂落地青岛：算力规模超 800P，AI 像用水用电一样即开即用</w:t>
+      </w:r>
+    </w:p>
+    <w:p>
+      <w:r>
+        <w:rPr>
+          <w:rFonts w:ascii="Times New Roman" w:hAnsi="Times New Roman" w:eastAsia="宋体"/>
+          <w:color w:val="888888"/>
+          <w:sz w:val="18"/>
+        </w:rPr>
+        <w:t>来源:IT之家 | 时间:09-18 12:49</w:t>
+      </w:r>
+    </w:p>
+    <w:p>
+      <w:r>
+        <w:rPr>
+          <w:rFonts w:ascii="Times New Roman" w:hAnsi="Times New Roman" w:eastAsia="宋体"/>
+          <w:sz w:val="18"/>
+        </w:rPr>
+        <w:t>链接:</w:t>
+      </w:r>
+      <w:hyperlink r:id="rId12">
+        <w:r>
+          <w:rPr>
+            <w:color w:val="0563C1"/>
+            <w:u w:val="single"/>
+          </w:rPr>
+          <w:t>全国首个海洋 Token 工厂落地青岛：算力规模超 800P，AI 像用水用电一样即开即用</w:t>
+        </w:r>
+      </w:hyperlink>
+    </w:p>
+    <w:p>
+      <w:pPr>
+        <w:pStyle w:val="Heading3"/>
+      </w:pPr>
+      <w:r>
+        <w:rPr>
+          <w:rFonts w:ascii="Times New Roman" w:hAnsi="Times New Roman" w:eastAsia="黑体"/>
+          <w:b w:val="0"/>
+          <w:color w:val="888888"/>
+          <w:sz w:val="24"/>
+        </w:rPr>
+        <w:t>【C级·参考】</w:t>
+      </w:r>
+      <w:r>
+        <w:rPr>
+          <w:rFonts w:ascii="Times New Roman" w:hAnsi="Times New Roman" w:eastAsia="黑体"/>
+          <w:b w:val="0"/>
+          <w:color w:val="888888"/>
+          <w:sz w:val="24"/>
+        </w:rPr>
         <w:t>智谱 GLM-5.3-FlashX 模型上线，更快、更流畅</w:t>
       </w:r>
     </w:p>
@@ -91,7 +295,7 @@
         </w:rPr>
         <w:t>链接:</w:t>
       </w:r>
-      <w:hyperlink r:id="rId9">
+      <w:hyperlink r:id="rId13">
         <w:r>
           <w:rPr>
             <w:color w:val="0563C1"/>
@@ -142,7 +346,7 @@
         </w:rPr>
         <w:t>链接:</w:t>
       </w:r>
-      <w:hyperlink r:id="rId10">
+      <w:hyperlink r:id="rId14">
         <w:r>
           <w:rPr>
             <w:color w:val="0563C1"/>
@@ -193,7 +397,7 @@
         </w:rPr>
         <w:t>链接:</w:t>
       </w:r>
-      <w:hyperlink r:id="rId11">
+      <w:hyperlink r:id="rId15">
         <w:r>
           <w:rPr>
             <w:color w:val="0563C1"/>
@@ -244,7 +448,7 @@
         </w:rPr>
         <w:t>链接:</w:t>
       </w:r>
-      <w:hyperlink r:id="rId12">
+      <w:hyperlink r:id="rId16">
         <w:r>
           <w:rPr>
             <w:color w:val="0563C1"/>
@@ -295,7 +499,7 @@
         </w:rPr>
         <w:t>链接:</w:t>
       </w:r>
-      <w:hyperlink r:id="rId13">
+      <w:hyperlink r:id="rId17">
         <w:r>
           <w:rPr>
             <w:color w:val="0563C1"/>
@@ -346,7 +550,7 @@
         </w:rPr>
         <w:t>链接:</w:t>
       </w:r>
-      <w:hyperlink r:id="rId14">
+      <w:hyperlink r:id="rId18">
         <w:r>
           <w:rPr>
             <w:color w:val="0563C1"/>
@@ -397,7 +601,7 @@
         </w:rPr>
         <w:t>链接:</w:t>
       </w:r>
-      <w:hyperlink r:id="rId15">
+      <w:hyperlink r:id="rId19">
         <w:r>
           <w:rPr>
             <w:color w:val="0563C1"/>
@@ -448,7 +652,7 @@
         </w:rPr>
         <w:t>链接:</w:t>
       </w:r>
-      <w:hyperlink r:id="rId16">
+      <w:hyperlink r:id="rId20">
         <w:r>
           <w:rPr>
             <w:color w:val="0563C1"/>
@@ -499,7 +703,7 @@
         </w:rPr>
         <w:t>链接:</w:t>
       </w:r>
-      <w:hyperlink r:id="rId17">
+      <w:hyperlink r:id="rId21">
         <w:r>
           <w:rPr>
             <w:color w:val="0563C1"/>
@@ -550,217 +754,13 @@
         </w:rPr>
         <w:t>链接:</w:t>
       </w:r>
-      <w:hyperlink r:id="rId18">
+      <w:hyperlink r:id="rId22">
         <w:r>
           <w:rPr>
             <w:color w:val="0563C1"/>
             <w:u w:val="single"/>
           </w:rPr>
           <w:t>戴森 R3 AI 扫拖机器人国行首销：30000Pa 吸力、70°C 热水深度洗地，6999 元</w:t>
-        </w:r>
-      </w:hyperlink>
-    </w:p>
-    <w:p>
-      <w:pPr>
-        <w:pStyle w:val="Heading3"/>
-      </w:pPr>
-      <w:r>
-        <w:rPr>
-          <w:rFonts w:ascii="Times New Roman" w:hAnsi="Times New Roman" w:eastAsia="黑体"/>
-          <w:b w:val="0"/>
-          <w:color w:val="888888"/>
-          <w:sz w:val="24"/>
-        </w:rPr>
-        <w:t>【C级·参考】</w:t>
-      </w:r>
-      <w:r>
-        <w:rPr>
-          <w:rFonts w:ascii="Times New Roman" w:hAnsi="Times New Roman" w:eastAsia="黑体"/>
-          <w:b w:val="0"/>
-          <w:color w:val="888888"/>
-          <w:sz w:val="24"/>
-        </w:rPr>
-        <w:t>美国政府也部署阿里千问：《联邦公报》网站被发现使用中国 AI 模型提供搜索服务</w:t>
-      </w:r>
-    </w:p>
-    <w:p>
-      <w:r>
-        <w:rPr>
-          <w:rFonts w:ascii="Times New Roman" w:hAnsi="Times New Roman" w:eastAsia="宋体"/>
-          <w:color w:val="888888"/>
-          <w:sz w:val="18"/>
-        </w:rPr>
-        <w:t>来源:IT之家 | 时间:09-18 09:35</w:t>
-      </w:r>
-    </w:p>
-    <w:p>
-      <w:r>
-        <w:rPr>
-          <w:rFonts w:ascii="Times New Roman" w:hAnsi="Times New Roman" w:eastAsia="宋体"/>
-          <w:sz w:val="18"/>
-        </w:rPr>
-        <w:t>链接:</w:t>
-      </w:r>
-      <w:hyperlink r:id="rId19">
-        <w:r>
-          <w:rPr>
-            <w:color w:val="0563C1"/>
-            <w:u w:val="single"/>
-          </w:rPr>
-          <w:t>美国政府也部署阿里千问：《联邦公报》网站被发现使用中国 AI 模型提供搜索服务</w:t>
-        </w:r>
-      </w:hyperlink>
-    </w:p>
-    <w:p>
-      <w:pPr>
-        <w:pStyle w:val="Heading3"/>
-      </w:pPr>
-      <w:r>
-        <w:rPr>
-          <w:rFonts w:ascii="Times New Roman" w:hAnsi="Times New Roman" w:eastAsia="黑体"/>
-          <w:b w:val="0"/>
-          <w:color w:val="888888"/>
-          <w:sz w:val="24"/>
-        </w:rPr>
-        <w:t>【C级·参考】</w:t>
-      </w:r>
-      <w:r>
-        <w:rPr>
-          <w:rFonts w:ascii="Times New Roman" w:hAnsi="Times New Roman" w:eastAsia="黑体"/>
-          <w:b w:val="0"/>
-          <w:color w:val="888888"/>
-          <w:sz w:val="24"/>
-        </w:rPr>
-        <w:t>打官司最佳 AI 助手：OpenAI 推出 Astra for Law，提高案件胜诉率</w:t>
-      </w:r>
-    </w:p>
-    <w:p>
-      <w:r>
-        <w:rPr>
-          <w:rFonts w:ascii="Times New Roman" w:hAnsi="Times New Roman" w:eastAsia="宋体"/>
-          <w:color w:val="888888"/>
-          <w:sz w:val="18"/>
-        </w:rPr>
-        <w:t>来源:IT之家 | 时间:09-18 09:30</w:t>
-      </w:r>
-    </w:p>
-    <w:p>
-      <w:r>
-        <w:rPr>
-          <w:rFonts w:ascii="Times New Roman" w:hAnsi="Times New Roman" w:eastAsia="宋体"/>
-          <w:sz w:val="18"/>
-        </w:rPr>
-        <w:t>链接:</w:t>
-      </w:r>
-      <w:hyperlink r:id="rId20">
-        <w:r>
-          <w:rPr>
-            <w:color w:val="0563C1"/>
-            <w:u w:val="single"/>
-          </w:rPr>
-          <w:t>打官司最佳 AI 助手：OpenAI 推出 Astra for Law，提高案件胜诉率</w:t>
-        </w:r>
-      </w:hyperlink>
-    </w:p>
-    <w:p>
-      <w:pPr>
-        <w:pStyle w:val="Heading3"/>
-      </w:pPr>
-      <w:r>
-        <w:rPr>
-          <w:rFonts w:ascii="Times New Roman" w:hAnsi="Times New Roman" w:eastAsia="黑体"/>
-          <w:b w:val="0"/>
-          <w:color w:val="888888"/>
-          <w:sz w:val="24"/>
-        </w:rPr>
-        <w:t>【C级·参考】</w:t>
-      </w:r>
-      <w:r>
-        <w:rPr>
-          <w:rFonts w:ascii="Times New Roman" w:hAnsi="Times New Roman" w:eastAsia="黑体"/>
-          <w:b w:val="0"/>
-          <w:color w:val="888888"/>
-          <w:sz w:val="24"/>
-        </w:rPr>
-        <w:t>加速进化 Booster K1 探索版人形机器人发布：标配豆包大模型，38999 元</w:t>
-      </w:r>
-    </w:p>
-    <w:p>
-      <w:r>
-        <w:rPr>
-          <w:rFonts w:ascii="Times New Roman" w:hAnsi="Times New Roman" w:eastAsia="宋体"/>
-          <w:color w:val="888888"/>
-          <w:sz w:val="18"/>
-        </w:rPr>
-        <w:t>来源:IT之家 | 时间:09-18 09:23</w:t>
-      </w:r>
-    </w:p>
-    <w:p>
-      <w:r>
-        <w:rPr>
-          <w:rFonts w:ascii="Times New Roman" w:hAnsi="Times New Roman" w:eastAsia="宋体"/>
-          <w:sz w:val="18"/>
-        </w:rPr>
-        <w:t>链接:</w:t>
-      </w:r>
-      <w:hyperlink r:id="rId21">
-        <w:r>
-          <w:rPr>
-            <w:color w:val="0563C1"/>
-            <w:u w:val="single"/>
-          </w:rPr>
-          <w:t>加速进化 Booster K1 探索版人形机器人发布：标配豆包大模型，38999 元</w:t>
-        </w:r>
-      </w:hyperlink>
-    </w:p>
-    <w:p>
-      <w:pPr>
-        <w:pStyle w:val="Heading3"/>
-      </w:pPr>
-      <w:r>
-        <w:rPr>
-          <w:rFonts w:ascii="Times New Roman" w:hAnsi="Times New Roman" w:eastAsia="黑体"/>
-          <w:b w:val="0"/>
-          <w:color w:val="888888"/>
-          <w:sz w:val="24"/>
-        </w:rPr>
-        <w:t>【C级·参考】</w:t>
-      </w:r>
-      <w:r>
-        <w:rPr>
-          <w:rFonts w:ascii="Times New Roman" w:hAnsi="Times New Roman" w:eastAsia="黑体"/>
-          <w:b w:val="0"/>
-          <w:color w:val="888888"/>
-          <w:sz w:val="24"/>
-        </w:rPr>
-        <w:t>谷歌最强数学推理 AI 模型曝光：100 万词元上下文，专攻数学难题</w:t>
-      </w:r>
-    </w:p>
-    <w:p>
-      <w:r>
-        <w:rPr>
-          <w:rFonts w:ascii="Times New Roman" w:hAnsi="Times New Roman" w:eastAsia="宋体"/>
-          <w:color w:val="888888"/>
-          <w:sz w:val="18"/>
-        </w:rPr>
-        <w:t>来源:IT之家 | 时间:09-18 09:12</w:t>
-      </w:r>
-    </w:p>
-    <w:p>
-      <w:r>
-        <w:rPr>
-          <w:rFonts w:ascii="Times New Roman" w:hAnsi="Times New Roman" w:eastAsia="宋体"/>
-          <w:sz w:val="18"/>
-        </w:rPr>
-        <w:t>链接:</w:t>
-      </w:r>
-      <w:hyperlink r:id="rId22">
-        <w:r>
-          <w:rPr>
-            <w:color w:val="0563C1"/>
-            <w:u w:val="single"/>
-          </w:rPr>
-          <w:t>谷歌最强数学推理 AI 模型曝光：100 万词元上下文，专攻数学难题</w:t>
         </w:r>
       </w:hyperlink>
     </w:p>
@@ -970,6 +970,108 @@
     </w:p>
     <w:p>
       <w:pPr>
+        <w:pStyle w:val="Heading3"/>
+      </w:pPr>
+      <w:r>
+        <w:rPr>
+          <w:rFonts w:ascii="Times New Roman" w:hAnsi="Times New Roman" w:eastAsia="黑体"/>
+          <w:b w:val="0"/>
+          <w:color w:val="888888"/>
+          <w:sz w:val="24"/>
+        </w:rPr>
+        <w:t>【C级·参考】</w:t>
+      </w:r>
+      <w:r>
+        <w:rPr>
+          <w:rFonts w:ascii="Times New Roman" w:hAnsi="Times New Roman" w:eastAsia="黑体"/>
+          <w:b w:val="0"/>
+          <w:color w:val="888888"/>
+          <w:sz w:val="24"/>
+        </w:rPr>
+        <w:t>戴上眼镜，老建筑 “开口” 讲历史，上海首个 “AI 眼镜城市伴游” 试点落地</w:t>
+      </w:r>
+    </w:p>
+    <w:p>
+      <w:r>
+        <w:rPr>
+          <w:rFonts w:ascii="Times New Roman" w:hAnsi="Times New Roman" w:eastAsia="宋体"/>
+          <w:color w:val="888888"/>
+          <w:sz w:val="18"/>
+        </w:rPr>
+        <w:t>来源:Bing新闻 | 时间:09-17 22:53</w:t>
+      </w:r>
+    </w:p>
+    <w:p>
+      <w:r>
+        <w:rPr>
+          <w:rFonts w:ascii="Times New Roman" w:hAnsi="Times New Roman" w:eastAsia="宋体"/>
+          <w:sz w:val="18"/>
+        </w:rPr>
+        <w:t>链接:</w:t>
+      </w:r>
+      <w:hyperlink r:id="rId27">
+        <w:r>
+          <w:rPr>
+            <w:color w:val="0563C1"/>
+            <w:u w:val="single"/>
+          </w:rPr>
+          <w:t>戴上眼镜，老建筑 “开口” 讲历史，上海首个 “AI 眼镜城市伴游” 试点落地</w:t>
+        </w:r>
+      </w:hyperlink>
+    </w:p>
+    <w:p>
+      <w:pPr>
+        <w:pStyle w:val="Heading3"/>
+      </w:pPr>
+      <w:r>
+        <w:rPr>
+          <w:rFonts w:ascii="Times New Roman" w:hAnsi="Times New Roman" w:eastAsia="黑体"/>
+          <w:b w:val="0"/>
+          <w:color w:val="888888"/>
+          <w:sz w:val="24"/>
+        </w:rPr>
+        <w:t>【C级·参考】</w:t>
+      </w:r>
+      <w:r>
+        <w:rPr>
+          <w:rFonts w:ascii="Times New Roman" w:hAnsi="Times New Roman" w:eastAsia="黑体"/>
+          <w:b w:val="0"/>
+          <w:color w:val="888888"/>
+          <w:sz w:val="24"/>
+        </w:rPr>
+        <w:t>AI感知设备的隐私战争：手表在录音、眼镜在偷拍，大众正被悄悄“脱敏”</w:t>
+      </w:r>
+    </w:p>
+    <w:p>
+      <w:r>
+        <w:rPr>
+          <w:rFonts w:ascii="Times New Roman" w:hAnsi="Times New Roman" w:eastAsia="宋体"/>
+          <w:color w:val="888888"/>
+          <w:sz w:val="18"/>
+        </w:rPr>
+        <w:t>来源:Bing新闻 | 时间:09-17 22:23</w:t>
+      </w:r>
+    </w:p>
+    <w:p>
+      <w:r>
+        <w:rPr>
+          <w:rFonts w:ascii="Times New Roman" w:hAnsi="Times New Roman" w:eastAsia="宋体"/>
+          <w:sz w:val="18"/>
+        </w:rPr>
+        <w:t>链接:</w:t>
+      </w:r>
+      <w:hyperlink r:id="rId28">
+        <w:r>
+          <w:rPr>
+            <w:color w:val="0563C1"/>
+            <w:u w:val="single"/>
+          </w:rPr>
+          <w:t>AI感知设备的隐私战争：手表在录音、眼镜在偷拍，大众正被悄悄“脱敏”</w:t>
+        </w:r>
+      </w:hyperlink>
+    </w:p>
+    <w:p>
+      <w:pPr>
         <w:pStyle w:val="Heading2"/>
       </w:pPr>
       <w:r>
@@ -1021,64 +1123,13 @@
         </w:rPr>
         <w:t>链接:</w:t>
       </w:r>
-      <w:hyperlink r:id="rId27">
+      <w:hyperlink r:id="rId29">
         <w:r>
           <w:rPr>
             <w:color w:val="0563C1"/>
             <w:u w:val="single"/>
           </w:rPr>
           <w:t>人形机器人可“自主做家务”，Figure 发布 Helix 2.5 模型</w:t>
-        </w:r>
-      </w:hyperlink>
-    </w:p>
-    <w:p>
-      <w:pPr>
-        <w:pStyle w:val="Heading3"/>
-      </w:pPr>
-      <w:r>
-        <w:rPr>
-          <w:rFonts w:ascii="Times New Roman" w:hAnsi="Times New Roman" w:eastAsia="黑体"/>
-          <w:b w:val="0"/>
-          <w:color w:val="888888"/>
-          <w:sz w:val="24"/>
-        </w:rPr>
-        <w:t>【C级·参考】</w:t>
-      </w:r>
-      <w:r>
-        <w:rPr>
-          <w:rFonts w:ascii="Times New Roman" w:hAnsi="Times New Roman" w:eastAsia="黑体"/>
-          <w:b w:val="0"/>
-          <w:color w:val="888888"/>
-          <w:sz w:val="24"/>
-        </w:rPr>
-        <w:t>美国电动汽车企业 Lucid 计划在欧洲部署至少 2.5 万辆 Robotaxi</w:t>
-      </w:r>
-    </w:p>
-    <w:p>
-      <w:r>
-        <w:rPr>
-          <w:rFonts w:ascii="Times New Roman" w:hAnsi="Times New Roman" w:eastAsia="宋体"/>
-          <w:color w:val="888888"/>
-          <w:sz w:val="18"/>
-        </w:rPr>
-        <w:t>来源:IT之家 | 时间:09-18 08:55</w:t>
-      </w:r>
-    </w:p>
-    <w:p>
-      <w:r>
-        <w:rPr>
-          <w:rFonts w:ascii="Times New Roman" w:hAnsi="Times New Roman" w:eastAsia="宋体"/>
-          <w:sz w:val="18"/>
-        </w:rPr>
-        <w:t>链接:</w:t>
-      </w:r>
-      <w:hyperlink r:id="rId28">
-        <w:r>
-          <w:rPr>
-            <w:color w:val="0563C1"/>
-            <w:u w:val="single"/>
-          </w:rPr>
-          <w:t>美国电动汽车企业 Lucid 计划在欧洲部署至少 2.5 万辆 Robotaxi</w:t>
         </w:r>
       </w:hyperlink>
     </w:p>
@@ -1152,7 +1203,7 @@
         </w:rPr>
         <w:t>链接:</w:t>
       </w:r>
-      <w:hyperlink r:id="rId29">
+      <w:hyperlink r:id="rId30">
         <w:r>
           <w:rPr>
             <w:color w:val="0563C1"/>
@@ -1215,7 +1266,7 @@
         </w:rPr>
         <w:t>链接:</w:t>
       </w:r>
-      <w:hyperlink r:id="rId30">
+      <w:hyperlink r:id="rId31">
         <w:r>
           <w:rPr>
             <w:color w:val="0563C1"/>
@@ -1266,7 +1317,7 @@
         </w:rPr>
         <w:t>链接:</w:t>
       </w:r>
-      <w:hyperlink r:id="rId31">
+      <w:hyperlink r:id="rId32">
         <w:r>
           <w:rPr>
             <w:color w:val="0563C1"/>
@@ -1317,7 +1368,7 @@
         </w:rPr>
         <w:t>链接:</w:t>
       </w:r>
-      <w:hyperlink r:id="rId32">
+      <w:hyperlink r:id="rId33">
         <w:r>
           <w:rPr>
             <w:color w:val="0563C1"/>
@@ -1368,7 +1419,7 @@
         </w:rPr>
         <w:t>链接:</w:t>
       </w:r>
-      <w:hyperlink r:id="rId33">
+      <w:hyperlink r:id="rId34">
         <w:r>
           <w:rPr>
             <w:color w:val="0563C1"/>
@@ -1419,64 +1470,13 @@
         </w:rPr>
         <w:t>链接:</w:t>
       </w:r>
-      <w:hyperlink r:id="rId34">
+      <w:hyperlink r:id="rId35">
         <w:r>
           <w:rPr>
             <w:color w:val="0563C1"/>
             <w:u w:val="single"/>
           </w:rPr>
           <w:t>Steam 喜加一：原价 29 元太空即时战略游戏《Space Menace》免费领</w:t>
-        </w:r>
-      </w:hyperlink>
-    </w:p>
-    <w:p>
-      <w:pPr>
-        <w:pStyle w:val="Heading3"/>
-      </w:pPr>
-      <w:r>
-        <w:rPr>
-          <w:rFonts w:ascii="Times New Roman" w:hAnsi="Times New Roman" w:eastAsia="黑体"/>
-          <w:b w:val="0"/>
-          <w:color w:val="888888"/>
-          <w:sz w:val="24"/>
-        </w:rPr>
-        <w:t>【C级·参考】</w:t>
-      </w:r>
-      <w:r>
-        <w:rPr>
-          <w:rFonts w:ascii="Times New Roman" w:hAnsi="Times New Roman" w:eastAsia="黑体"/>
-          <w:b w:val="0"/>
-          <w:color w:val="888888"/>
-          <w:sz w:val="24"/>
-        </w:rPr>
-        <w:t>第 20 届亚运会电竞项目赛程公布：《王者荣耀》《和平精英亚运版本》等，9 月 22 日开赛</w:t>
-      </w:r>
-    </w:p>
-    <w:p>
-      <w:r>
-        <w:rPr>
-          <w:rFonts w:ascii="Times New Roman" w:hAnsi="Times New Roman" w:eastAsia="宋体"/>
-          <w:color w:val="888888"/>
-          <w:sz w:val="18"/>
-        </w:rPr>
-        <w:t>来源:IT之家 | 时间:09-18 09:03</w:t>
-      </w:r>
-    </w:p>
-    <w:p>
-      <w:r>
-        <w:rPr>
-          <w:rFonts w:ascii="Times New Roman" w:hAnsi="Times New Roman" w:eastAsia="宋体"/>
-          <w:sz w:val="18"/>
-        </w:rPr>
-        <w:t>链接:</w:t>
-      </w:r>
-      <w:hyperlink r:id="rId35">
-        <w:r>
-          <w:rPr>
-            <w:color w:val="0563C1"/>
-            <w:u w:val="single"/>
-          </w:rPr>
-          <w:t>第 20 届亚运会电竞项目赛程公布：《王者荣耀》《和平精英亚运版本》等，9 月 22 日开赛</w:t>
         </w:r>
       </w:hyperlink>
     </w:p>
@@ -1671,7 +1671,7 @@
           <w:rFonts w:ascii="Times New Roman" w:hAnsi="Times New Roman" w:eastAsia="宋体"/>
           <w:sz w:val="18"/>
         </w:rPr>
-        <w:t>IT之家(60)、GameLook(19)、HackerNews(4)、Bing新闻(6)</w:t>
+        <w:t>IT之家(60)、GameLook(18)、HackerNews(5)、Bing新闻(8)</w:t>
       </w:r>
     </w:p>
     <w:p>

--- a/briefings/线口监测午报-2026-09-18.docx
+++ b/briefings/线口监测午报-2026-09-18.docx
@@ -22,7 +22,7 @@
           <w:color w:val="888888"/>
           <w:sz w:val="18"/>
         </w:rPr>
-        <w:t>监测窗口:近48小时 | 生成时间:2026-09-18 13:57</w:t>
+        <w:t>监测窗口:近48小时 | 生成时间:2026-09-18 20:12</w:t>
       </w:r>
     </w:p>
     <w:p>
@@ -70,7 +70,7 @@
           <w:color w:val="888888"/>
           <w:sz w:val="24"/>
         </w:rPr>
-        <w:t>因 AI 信息前后矛盾 / 影响家庭关系，男子起诉平台要求赔礼道歉</w:t>
+        <w:t>甲骨文烧数十亿美元帮其他企业运行 AI，公司内部推广 AI 却并不顺利</w:t>
       </w:r>
     </w:p>
     <w:p>
@@ -80,7 +80,7 @@
           <w:color w:val="888888"/>
           <w:sz w:val="18"/>
         </w:rPr>
-        <w:t>来源:IT之家 | 时间:09-18 13:56</w:t>
+        <w:t>来源:IT之家 | 时间:09-18 20:06</w:t>
       </w:r>
     </w:p>
     <w:p>
@@ -97,7 +97,7 @@
             <w:color w:val="0563C1"/>
             <w:u w:val="single"/>
           </w:rPr>
-          <w:t>因 AI 信息前后矛盾 / 影响家庭关系，男子起诉平台要求赔礼道歉</w:t>
+          <w:t>甲骨文烧数十亿美元帮其他企业运行 AI，公司内部推广 AI 却并不顺利</w:t>
         </w:r>
       </w:hyperlink>
     </w:p>
@@ -121,7 +121,7 @@
           <w:color w:val="888888"/>
           <w:sz w:val="24"/>
         </w:rPr>
-        <w:t>PrismML 再出手：Bonsai 2 27B 以 1/9 内存占用保留 Qwen3.8 27B 98.2% 性能</w:t>
+        <w:t>智谱 ZCode 被质疑“偷传代码”：官方回应称问题已修复，将开源代码库、引入第三方审查</w:t>
       </w:r>
     </w:p>
     <w:p>
@@ -131,7 +131,7 @@
           <w:color w:val="888888"/>
           <w:sz w:val="18"/>
         </w:rPr>
-        <w:t>来源:IT之家 | 时间:09-18 13:42</w:t>
+        <w:t>来源:IT之家 | 时间:09-18 19:48</w:t>
       </w:r>
     </w:p>
     <w:p>
@@ -148,7 +148,7 @@
             <w:color w:val="0563C1"/>
             <w:u w:val="single"/>
           </w:rPr>
-          <w:t>PrismML 再出手：Bonsai 2 27B 以 1/9 内存占用保留 Qwen3.8 27B 98.2% 性能</w:t>
+          <w:t>智谱 ZCode 被质疑“偷传代码”：官方回应称问题已修复，将开源代码库、引入第三方审查</w:t>
         </w:r>
       </w:hyperlink>
     </w:p>
@@ -172,7 +172,7 @@
           <w:color w:val="888888"/>
           <w:sz w:val="24"/>
         </w:rPr>
-        <w:t>白帽黑客借 Anthropic Claude 成功入侵 OpenAI ChatGPT 账户，获 6500 美元赏金</w:t>
+        <w:t>消息称 Anthropic 低调建立生物实验室，借 AI 推进药学研究</w:t>
       </w:r>
     </w:p>
     <w:p>
@@ -182,7 +182,7 @@
           <w:color w:val="888888"/>
           <w:sz w:val="18"/>
         </w:rPr>
-        <w:t>来源:IT之家 | 时间:09-18 13:26</w:t>
+        <w:t>来源:IT之家 | 时间:09-18 18:46</w:t>
       </w:r>
     </w:p>
     <w:p>
@@ -199,7 +199,7 @@
             <w:color w:val="0563C1"/>
             <w:u w:val="single"/>
           </w:rPr>
-          <w:t>白帽黑客借 Anthropic Claude 成功入侵 OpenAI ChatGPT 账户，获 6500 美元赏金</w:t>
+          <w:t>消息称 Anthropic 低调建立生物实验室，借 AI 推进药学研究</w:t>
         </w:r>
       </w:hyperlink>
     </w:p>
@@ -223,7 +223,7 @@
           <w:color w:val="888888"/>
           <w:sz w:val="24"/>
         </w:rPr>
-        <w:t>全国首个海洋 Token 工厂落地青岛：算力规模超 800P，AI 像用水用电一样即开即用</w:t>
+        <w:t>腾讯 WorkBuddy 5.5.6 上线全栈网页应用生成能力，自带云数据库、文件存储、注册登录和 AI 调用</w:t>
       </w:r>
     </w:p>
     <w:p>
@@ -233,7 +233,7 @@
           <w:color w:val="888888"/>
           <w:sz w:val="18"/>
         </w:rPr>
-        <w:t>来源:IT之家 | 时间:09-18 12:49</w:t>
+        <w:t>来源:IT之家 | 时间:09-18 18:22</w:t>
       </w:r>
     </w:p>
     <w:p>
@@ -250,7 +250,7 @@
             <w:color w:val="0563C1"/>
             <w:u w:val="single"/>
           </w:rPr>
-          <w:t>全国首个海洋 Token 工厂落地青岛：算力规模超 800P，AI 像用水用电一样即开即用</w:t>
+          <w:t>腾讯 WorkBuddy 5.5.6 上线全栈网页应用生成能力，自带云数据库、文件存储、注册登录和 AI 调用</w:t>
         </w:r>
       </w:hyperlink>
     </w:p>
@@ -274,7 +274,7 @@
           <w:color w:val="888888"/>
           <w:sz w:val="24"/>
         </w:rPr>
-        <w:t>智谱 GLM-5.3-FlashX 模型上线，更快、更流畅</w:t>
+        <w:t>消息称 Anthropic 和 OpenAI 正寻求规模较小的数据中心交易，争夺 AI 算力部署能力</w:t>
       </w:r>
     </w:p>
     <w:p>
@@ -284,7 +284,7 @@
           <w:color w:val="888888"/>
           <w:sz w:val="18"/>
         </w:rPr>
-        <w:t>来源:IT之家 | 时间:09-18 12:45</w:t>
+        <w:t>来源:IT之家 | 时间:09-18 17:53</w:t>
       </w:r>
     </w:p>
     <w:p>
@@ -301,7 +301,7 @@
             <w:color w:val="0563C1"/>
             <w:u w:val="single"/>
           </w:rPr>
-          <w:t>智谱 GLM-5.3-FlashX 模型上线，更快、更流畅</w:t>
+          <w:t>消息称 Anthropic 和 OpenAI 正寻求规模较小的数据中心交易，争夺 AI 算力部署能力</w:t>
         </w:r>
       </w:hyperlink>
     </w:p>
@@ -325,7 +325,7 @@
           <w:color w:val="888888"/>
           <w:sz w:val="24"/>
         </w:rPr>
-        <w:t>讯飞 AI 录音卡上架：支持 10 种外语翻译、30 小时续航，999 元</w:t>
+        <w:t>Microsoft exec called AI scraping 'the largest theft of labor in human history'</w:t>
       </w:r>
     </w:p>
     <w:p>
@@ -335,7 +335,7 @@
           <w:color w:val="888888"/>
           <w:sz w:val="18"/>
         </w:rPr>
-        <w:t>来源:IT之家 | 时间:09-18 11:31</w:t>
+        <w:t>来源:Hacker News | 时间:09-18 17:45</w:t>
       </w:r>
     </w:p>
     <w:p>
@@ -352,7 +352,7 @@
             <w:color w:val="0563C1"/>
             <w:u w:val="single"/>
           </w:rPr>
-          <w:t>讯飞 AI 录音卡上架：支持 10 种外语翻译、30 小时续航，999 元</w:t>
+          <w:t>Microsoft exec called AI scraping 'the largest theft of labor in human history'</w:t>
         </w:r>
       </w:hyperlink>
     </w:p>
@@ -376,7 +376,7 @@
           <w:color w:val="888888"/>
           <w:sz w:val="24"/>
         </w:rPr>
-        <w:t>消息称特斯拉 AI5 芯片已在三星得州工厂试产，采用 2nm 工艺</w:t>
+        <w:t>亚马逊：AI 模型必须经过严格测试，确认足够安全才能发布</w:t>
       </w:r>
     </w:p>
     <w:p>
@@ -386,7 +386,7 @@
           <w:color w:val="888888"/>
           <w:sz w:val="18"/>
         </w:rPr>
-        <w:t>来源:IT之家 | 时间:09-18 11:13</w:t>
+        <w:t>来源:IT之家 | 时间:09-18 16:29</w:t>
       </w:r>
     </w:p>
     <w:p>
@@ -403,7 +403,7 @@
             <w:color w:val="0563C1"/>
             <w:u w:val="single"/>
           </w:rPr>
-          <w:t>消息称特斯拉 AI5 芯片已在三星得州工厂试产，采用 2nm 工艺</w:t>
+          <w:t>亚马逊：AI 模型必须经过严格测试，确认足够安全才能发布</w:t>
         </w:r>
       </w:hyperlink>
     </w:p>
@@ -427,7 +427,7 @@
           <w:color w:val="888888"/>
           <w:sz w:val="24"/>
         </w:rPr>
-        <w:t>AI 需求一浪叠一浪，美光高管称有意义的内存新增供应 2028 年才开始爬坡、存储行业何时恢复供需平衡仍难以确定</w:t>
+        <w:t>法庭文件显示，微软应用科学主管称 AI 行业是“史上最大规模”劳动成果盗窃</w:t>
       </w:r>
     </w:p>
     <w:p>
@@ -437,7 +437,7 @@
           <w:color w:val="888888"/>
           <w:sz w:val="18"/>
         </w:rPr>
-        <w:t>来源:IT之家 | 时间:09-18 11:05</w:t>
+        <w:t>来源:IT之家 | 时间:09-18 16:21</w:t>
       </w:r>
     </w:p>
     <w:p>
@@ -454,7 +454,7 @@
             <w:color w:val="0563C1"/>
             <w:u w:val="single"/>
           </w:rPr>
-          <w:t>AI 需求一浪叠一浪，美光高管称有意义的内存新增供应 2028 年才开始爬坡、存储行业何时恢复供需平衡仍难以确定</w:t>
+          <w:t>法庭文件显示，微软应用科学主管称 AI 行业是“史上最大规模”劳动成果盗窃</w:t>
         </w:r>
       </w:hyperlink>
     </w:p>
@@ -478,7 +478,7 @@
           <w:color w:val="888888"/>
           <w:sz w:val="24"/>
         </w:rPr>
-        <w:t>微软 Azure CTO 惊叹 AI 能力：30 分钟跨平台移植基础功能、2 天实现约 90% 功能</w:t>
+        <w:t>Palantir CEO 卡普：美国前沿 AI 实验室或在谋求“国有化”，以避开知识产权诉讼</w:t>
       </w:r>
     </w:p>
     <w:p>
@@ -488,7 +488,7 @@
           <w:color w:val="888888"/>
           <w:sz w:val="18"/>
         </w:rPr>
-        <w:t>来源:IT之家 | 时间:09-18 11:02</w:t>
+        <w:t>来源:IT之家 | 时间:09-18 16:04</w:t>
       </w:r>
     </w:p>
     <w:p>
@@ -505,7 +505,7 @@
             <w:color w:val="0563C1"/>
             <w:u w:val="single"/>
           </w:rPr>
-          <w:t>微软 Azure CTO 惊叹 AI 能力：30 分钟跨平台移植基础功能、2 天实现约 90% 功能</w:t>
+          <w:t>Palantir CEO 卡普：美国前沿 AI 实验室或在谋求“国有化”，以避开知识产权诉讼</w:t>
         </w:r>
       </w:hyperlink>
     </w:p>
@@ -529,7 +529,7 @@
           <w:color w:val="888888"/>
           <w:sz w:val="24"/>
         </w:rPr>
-        <w:t>Hacking OpenAI</w:t>
+        <w:t>阿里达摩院开源全球首个专家级通用医疗影像 AI 模型 DAMO RADAR：可一次性识别超 146 种病症，成果登《科学》</w:t>
       </w:r>
     </w:p>
     <w:p>
@@ -539,7 +539,7 @@
           <w:color w:val="888888"/>
           <w:sz w:val="18"/>
         </w:rPr>
-        <w:t>来源:Hacker News | 时间:09-18 10:47</w:t>
+        <w:t>来源:IT之家 | 时间:09-18 16:00</w:t>
       </w:r>
     </w:p>
     <w:p>
@@ -556,7 +556,7 @@
             <w:color w:val="0563C1"/>
             <w:u w:val="single"/>
           </w:rPr>
-          <w:t>Hacking OpenAI</w:t>
+          <w:t>阿里达摩院开源全球首个专家级通用医疗影像 AI 模型 DAMO RADAR：可一次性识别超 146 种病症，成果登《科学》</w:t>
         </w:r>
       </w:hyperlink>
     </w:p>
@@ -580,7 +580,7 @@
           <w:color w:val="888888"/>
           <w:sz w:val="24"/>
         </w:rPr>
-        <w:t>美国联邦法官驳回 OpenAI 请求，苹果无需公布与 SpaceXAI 和解协议</w:t>
+        <w:t>开源电子书管理工具 Calibre 9.15 发布：新增 AI 互动写作游戏</w:t>
       </w:r>
     </w:p>
     <w:p>
@@ -590,7 +590,7 @@
           <w:color w:val="888888"/>
           <w:sz w:val="18"/>
         </w:rPr>
-        <w:t>来源:IT之家 | 时间:09-18 10:47</w:t>
+        <w:t>来源:IT之家 | 时间:09-18 15:50</w:t>
       </w:r>
     </w:p>
     <w:p>
@@ -607,7 +607,7 @@
             <w:color w:val="0563C1"/>
             <w:u w:val="single"/>
           </w:rPr>
-          <w:t>美国联邦法官驳回 OpenAI 请求，苹果无需公布与 SpaceXAI 和解协议</w:t>
+          <w:t>开源电子书管理工具 Calibre 9.15 发布：新增 AI 互动写作游戏</w:t>
         </w:r>
       </w:hyperlink>
     </w:p>
@@ -631,7 +631,7 @@
           <w:color w:val="888888"/>
           <w:sz w:val="24"/>
         </w:rPr>
-        <w:t>安克 AI 会议耳机开启预售：联合飞书打造、深度集成转写 / 翻译功能，1799 元</w:t>
+        <w:t>AI感知设备的隐私战争：手表在录音、眼镜在偷拍，大众正被悄悄“脱敏”</w:t>
       </w:r>
     </w:p>
     <w:p>
@@ -641,7 +641,7 @@
           <w:color w:val="888888"/>
           <w:sz w:val="18"/>
         </w:rPr>
-        <w:t>来源:IT之家 | 时间:09-18 10:37</w:t>
+        <w:t>来源:Bing新闻 | 时间:09-18 12:23</w:t>
       </w:r>
     </w:p>
     <w:p>
@@ -658,7 +658,7 @@
             <w:color w:val="0563C1"/>
             <w:u w:val="single"/>
           </w:rPr>
-          <w:t>安克 AI 会议耳机开启预售：联合飞书打造、深度集成转写 / 翻译功能，1799 元</w:t>
+          <w:t>AI感知设备的隐私战争：手表在录音、眼镜在偷拍，大众正被悄悄“脱敏”</w:t>
         </w:r>
       </w:hyperlink>
     </w:p>
@@ -682,7 +682,7 @@
           <w:color w:val="888888"/>
           <w:sz w:val="24"/>
         </w:rPr>
-        <w:t>消息称美国空中交通管理系统将部署 AI“大脑”，最早 9 月 21 日上线试用</w:t>
+        <w:t>A heap overflow and SSO misconfiguration to compromise OpenAI internal repos</w:t>
       </w:r>
     </w:p>
     <w:p>
@@ -692,7 +692,7 @@
           <w:color w:val="888888"/>
           <w:sz w:val="18"/>
         </w:rPr>
-        <w:t>来源:IT之家 | 时间:09-18 10:09</w:t>
+        <w:t>来源:Hacker News | 时间:09-18 10:47</w:t>
       </w:r>
     </w:p>
     <w:p>
@@ -709,58 +709,7 @@
             <w:color w:val="0563C1"/>
             <w:u w:val="single"/>
           </w:rPr>
-          <w:t>消息称美国空中交通管理系统将部署 AI“大脑”，最早 9 月 21 日上线试用</w:t>
-        </w:r>
-      </w:hyperlink>
-    </w:p>
-    <w:p>
-      <w:pPr>
-        <w:pStyle w:val="Heading3"/>
-      </w:pPr>
-      <w:r>
-        <w:rPr>
-          <w:rFonts w:ascii="Times New Roman" w:hAnsi="Times New Roman" w:eastAsia="黑体"/>
-          <w:b w:val="0"/>
-          <w:color w:val="888888"/>
-          <w:sz w:val="24"/>
-        </w:rPr>
-        <w:t>【C级·参考】</w:t>
-      </w:r>
-      <w:r>
-        <w:rPr>
-          <w:rFonts w:ascii="Times New Roman" w:hAnsi="Times New Roman" w:eastAsia="黑体"/>
-          <w:b w:val="0"/>
-          <w:color w:val="888888"/>
-          <w:sz w:val="24"/>
-        </w:rPr>
-        <w:t>戴森 R3 AI 扫拖机器人国行首销：30000Pa 吸力、70°C 热水深度洗地，6999 元</w:t>
-      </w:r>
-    </w:p>
-    <w:p>
-      <w:r>
-        <w:rPr>
-          <w:rFonts w:ascii="Times New Roman" w:hAnsi="Times New Roman" w:eastAsia="宋体"/>
-          <w:color w:val="888888"/>
-          <w:sz w:val="18"/>
-        </w:rPr>
-        <w:t>来源:IT之家 | 时间:09-18 09:47</w:t>
-      </w:r>
-    </w:p>
-    <w:p>
-      <w:r>
-        <w:rPr>
-          <w:rFonts w:ascii="Times New Roman" w:hAnsi="Times New Roman" w:eastAsia="宋体"/>
-          <w:sz w:val="18"/>
-        </w:rPr>
-        <w:t>链接:</w:t>
-      </w:r>
-      <w:hyperlink r:id="rId22">
-        <w:r>
-          <w:rPr>
-            <w:color w:val="0563C1"/>
-            <w:u w:val="single"/>
-          </w:rPr>
-          <w:t>戴森 R3 AI 扫拖机器人国行首销：30000Pa 吸力、70°C 热水深度洗地，6999 元</w:t>
+          <w:t>A heap overflow and SSO misconfiguration to compromise OpenAI internal repos</w:t>
         </w:r>
       </w:hyperlink>
     </w:p>
@@ -805,7 +754,7 @@
         </w:rPr>
         <w:t>链接:</w:t>
       </w:r>
-      <w:hyperlink r:id="rId23">
+      <w:hyperlink r:id="rId22">
         <w:r>
           <w:rPr>
             <w:color w:val="0563C1"/>
@@ -856,217 +805,13 @@
         </w:rPr>
         <w:t>链接:</w:t>
       </w:r>
-      <w:hyperlink r:id="rId24">
+      <w:hyperlink r:id="rId23">
         <w:r>
           <w:rPr>
             <w:color w:val="0563C1"/>
             <w:u w:val="single"/>
           </w:rPr>
           <w:t>Bend – A language that blocks AI mistakes via proof, on CPU and GPU</w:t>
-        </w:r>
-      </w:hyperlink>
-    </w:p>
-    <w:p>
-      <w:pPr>
-        <w:pStyle w:val="Heading3"/>
-      </w:pPr>
-      <w:r>
-        <w:rPr>
-          <w:rFonts w:ascii="Times New Roman" w:hAnsi="Times New Roman" w:eastAsia="黑体"/>
-          <w:b w:val="0"/>
-          <w:color w:val="888888"/>
-          <w:sz w:val="24"/>
-        </w:rPr>
-        <w:t>【C级·参考】</w:t>
-      </w:r>
-      <w:r>
-        <w:rPr>
-          <w:rFonts w:ascii="Times New Roman" w:hAnsi="Times New Roman" w:eastAsia="黑体"/>
-          <w:b w:val="0"/>
-          <w:color w:val="888888"/>
-          <w:sz w:val="24"/>
-        </w:rPr>
-        <w:t>耗时150天，6917人参赛！这场全球游戏大赛藏着AI创新密码</w:t>
-      </w:r>
-    </w:p>
-    <w:p>
-      <w:r>
-        <w:rPr>
-          <w:rFonts w:ascii="Times New Roman" w:hAnsi="Times New Roman" w:eastAsia="宋体"/>
-          <w:color w:val="888888"/>
-          <w:sz w:val="18"/>
-        </w:rPr>
-        <w:t>来源:GameLook | 时间:09-18 01:31</w:t>
-      </w:r>
-    </w:p>
-    <w:p>
-      <w:r>
-        <w:rPr>
-          <w:rFonts w:ascii="Times New Roman" w:hAnsi="Times New Roman" w:eastAsia="宋体"/>
-          <w:sz w:val="18"/>
-        </w:rPr>
-        <w:t>链接:</w:t>
-      </w:r>
-      <w:hyperlink r:id="rId25">
-        <w:r>
-          <w:rPr>
-            <w:color w:val="0563C1"/>
-            <w:u w:val="single"/>
-          </w:rPr>
-          <w:t>耗时150天，6917人参赛！这场全球游戏大赛藏着AI创新密码</w:t>
-        </w:r>
-      </w:hyperlink>
-    </w:p>
-    <w:p>
-      <w:pPr>
-        <w:pStyle w:val="Heading3"/>
-      </w:pPr>
-      <w:r>
-        <w:rPr>
-          <w:rFonts w:ascii="Times New Roman" w:hAnsi="Times New Roman" w:eastAsia="黑体"/>
-          <w:b w:val="0"/>
-          <w:color w:val="888888"/>
-          <w:sz w:val="24"/>
-        </w:rPr>
-        <w:t>【C级·参考】</w:t>
-      </w:r>
-      <w:r>
-        <w:rPr>
-          <w:rFonts w:ascii="Times New Roman" w:hAnsi="Times New Roman" w:eastAsia="黑体"/>
-          <w:b w:val="0"/>
-          <w:color w:val="888888"/>
-          <w:sz w:val="24"/>
-        </w:rPr>
-        <w:t>AI眼镜龙头遭泼冷水：Meta合作伙伴股价暴跌后遭下调评级</w:t>
-      </w:r>
-    </w:p>
-    <w:p>
-      <w:r>
-        <w:rPr>
-          <w:rFonts w:ascii="Times New Roman" w:hAnsi="Times New Roman" w:eastAsia="宋体"/>
-          <w:color w:val="888888"/>
-          <w:sz w:val="18"/>
-        </w:rPr>
-        <w:t>来源:Bing新闻 | 时间:09-18 00:12</w:t>
-      </w:r>
-    </w:p>
-    <w:p>
-      <w:r>
-        <w:rPr>
-          <w:rFonts w:ascii="Times New Roman" w:hAnsi="Times New Roman" w:eastAsia="宋体"/>
-          <w:sz w:val="18"/>
-        </w:rPr>
-        <w:t>链接:</w:t>
-      </w:r>
-      <w:hyperlink r:id="rId26">
-        <w:r>
-          <w:rPr>
-            <w:color w:val="0563C1"/>
-            <w:u w:val="single"/>
-          </w:rPr>
-          <w:t>AI眼镜龙头遭泼冷水：Meta合作伙伴股价暴跌后遭下调评级</w:t>
-        </w:r>
-      </w:hyperlink>
-    </w:p>
-    <w:p>
-      <w:pPr>
-        <w:pStyle w:val="Heading3"/>
-      </w:pPr>
-      <w:r>
-        <w:rPr>
-          <w:rFonts w:ascii="Times New Roman" w:hAnsi="Times New Roman" w:eastAsia="黑体"/>
-          <w:b w:val="0"/>
-          <w:color w:val="888888"/>
-          <w:sz w:val="24"/>
-        </w:rPr>
-        <w:t>【C级·参考】</w:t>
-      </w:r>
-      <w:r>
-        <w:rPr>
-          <w:rFonts w:ascii="Times New Roman" w:hAnsi="Times New Roman" w:eastAsia="黑体"/>
-          <w:b w:val="0"/>
-          <w:color w:val="888888"/>
-          <w:sz w:val="24"/>
-        </w:rPr>
-        <w:t>戴上眼镜，老建筑 “开口” 讲历史，上海首个 “AI 眼镜城市伴游” 试点落地</w:t>
-      </w:r>
-    </w:p>
-    <w:p>
-      <w:r>
-        <w:rPr>
-          <w:rFonts w:ascii="Times New Roman" w:hAnsi="Times New Roman" w:eastAsia="宋体"/>
-          <w:color w:val="888888"/>
-          <w:sz w:val="18"/>
-        </w:rPr>
-        <w:t>来源:Bing新闻 | 时间:09-17 22:53</w:t>
-      </w:r>
-    </w:p>
-    <w:p>
-      <w:r>
-        <w:rPr>
-          <w:rFonts w:ascii="Times New Roman" w:hAnsi="Times New Roman" w:eastAsia="宋体"/>
-          <w:sz w:val="18"/>
-        </w:rPr>
-        <w:t>链接:</w:t>
-      </w:r>
-      <w:hyperlink r:id="rId27">
-        <w:r>
-          <w:rPr>
-            <w:color w:val="0563C1"/>
-            <w:u w:val="single"/>
-          </w:rPr>
-          <w:t>戴上眼镜，老建筑 “开口” 讲历史，上海首个 “AI 眼镜城市伴游” 试点落地</w:t>
-        </w:r>
-      </w:hyperlink>
-    </w:p>
-    <w:p>
-      <w:pPr>
-        <w:pStyle w:val="Heading3"/>
-      </w:pPr>
-      <w:r>
-        <w:rPr>
-          <w:rFonts w:ascii="Times New Roman" w:hAnsi="Times New Roman" w:eastAsia="黑体"/>
-          <w:b w:val="0"/>
-          <w:color w:val="888888"/>
-          <w:sz w:val="24"/>
-        </w:rPr>
-        <w:t>【C级·参考】</w:t>
-      </w:r>
-      <w:r>
-        <w:rPr>
-          <w:rFonts w:ascii="Times New Roman" w:hAnsi="Times New Roman" w:eastAsia="黑体"/>
-          <w:b w:val="0"/>
-          <w:color w:val="888888"/>
-          <w:sz w:val="24"/>
-        </w:rPr>
-        <w:t>AI感知设备的隐私战争：手表在录音、眼镜在偷拍，大众正被悄悄“脱敏”</w:t>
-      </w:r>
-    </w:p>
-    <w:p>
-      <w:r>
-        <w:rPr>
-          <w:rFonts w:ascii="Times New Roman" w:hAnsi="Times New Roman" w:eastAsia="宋体"/>
-          <w:color w:val="888888"/>
-          <w:sz w:val="18"/>
-        </w:rPr>
-        <w:t>来源:Bing新闻 | 时间:09-17 22:23</w:t>
-      </w:r>
-    </w:p>
-    <w:p>
-      <w:r>
-        <w:rPr>
-          <w:rFonts w:ascii="Times New Roman" w:hAnsi="Times New Roman" w:eastAsia="宋体"/>
-          <w:sz w:val="18"/>
-        </w:rPr>
-        <w:t>链接:</w:t>
-      </w:r>
-      <w:hyperlink r:id="rId28">
-        <w:r>
-          <w:rPr>
-            <w:color w:val="0563C1"/>
-            <w:u w:val="single"/>
-          </w:rPr>
-          <w:t>AI感知设备的隐私战争：手表在录音、眼镜在偷拍，大众正被悄悄“脱敏”</w:t>
         </w:r>
       </w:hyperlink>
     </w:p>
@@ -1102,7 +847,7 @@
           <w:color w:val="888888"/>
           <w:sz w:val="24"/>
         </w:rPr>
-        <w:t>人形机器人可“自主做家务”，Figure 发布 Helix 2.5 模型</w:t>
+        <w:t>加州一县拟议新政：用机器人替代人力的企业，应提供同酬就业机会或遣散费、培训费</w:t>
       </w:r>
     </w:p>
     <w:p>
@@ -1112,7 +857,7 @@
           <w:color w:val="888888"/>
           <w:sz w:val="18"/>
         </w:rPr>
-        <w:t>来源:IT之家 | 时间:09-18 10:05</w:t>
+        <w:t>来源:IT之家 | 时间:09-18 18:31</w:t>
       </w:r>
     </w:p>
     <w:p>
@@ -1123,13 +868,64 @@
         </w:rPr>
         <w:t>链接:</w:t>
       </w:r>
-      <w:hyperlink r:id="rId29">
+      <w:hyperlink r:id="rId24">
         <w:r>
           <w:rPr>
             <w:color w:val="0563C1"/>
             <w:u w:val="single"/>
           </w:rPr>
-          <w:t>人形机器人可“自主做家务”，Figure 发布 Helix 2.5 模型</w:t>
+          <w:t>加州一县拟议新政：用机器人替代人力的企业，应提供同酬就业机会或遣散费、培训费</w:t>
+        </w:r>
+      </w:hyperlink>
+    </w:p>
+    <w:p>
+      <w:pPr>
+        <w:pStyle w:val="Heading3"/>
+      </w:pPr>
+      <w:r>
+        <w:rPr>
+          <w:rFonts w:ascii="Times New Roman" w:hAnsi="Times New Roman" w:eastAsia="黑体"/>
+          <w:b w:val="0"/>
+          <w:color w:val="888888"/>
+          <w:sz w:val="24"/>
+        </w:rPr>
+        <w:t>【C级·参考】</w:t>
+      </w:r>
+      <w:r>
+        <w:rPr>
+          <w:rFonts w:ascii="Times New Roman" w:hAnsi="Times New Roman" w:eastAsia="黑体"/>
+          <w:b w:val="0"/>
+          <w:color w:val="888888"/>
+          <w:sz w:val="24"/>
+        </w:rPr>
+        <w:t>京东物流行业总经理陈佳：在环境恶劣的物流场景中，非常愿意为机器人设备付费</w:t>
+      </w:r>
+    </w:p>
+    <w:p>
+      <w:r>
+        <w:rPr>
+          <w:rFonts w:ascii="Times New Roman" w:hAnsi="Times New Roman" w:eastAsia="宋体"/>
+          <w:color w:val="888888"/>
+          <w:sz w:val="18"/>
+        </w:rPr>
+        <w:t>来源:IT之家 | 时间:09-18 15:56</w:t>
+      </w:r>
+    </w:p>
+    <w:p>
+      <w:r>
+        <w:rPr>
+          <w:rFonts w:ascii="Times New Roman" w:hAnsi="Times New Roman" w:eastAsia="宋体"/>
+          <w:sz w:val="18"/>
+        </w:rPr>
+        <w:t>链接:</w:t>
+      </w:r>
+      <w:hyperlink r:id="rId25">
+        <w:r>
+          <w:rPr>
+            <w:color w:val="0563C1"/>
+            <w:u w:val="single"/>
+          </w:rPr>
+          <w:t>京东物流行业总经理陈佳：在环境恶劣的物流场景中，非常愿意为机器人设备付费</w:t>
         </w:r>
       </w:hyperlink>
     </w:p>
@@ -1146,9 +942,55 @@
       </w:r>
     </w:p>
     <w:p>
+      <w:pPr>
+        <w:pStyle w:val="Heading3"/>
+      </w:pPr>
       <w:r>
-        <w:t>本线口暂无重要更新</w:t>
+        <w:rPr>
+          <w:rFonts w:ascii="Times New Roman" w:hAnsi="Times New Roman" w:eastAsia="黑体"/>
+          <w:b w:val="0"/>
+          <w:color w:val="888888"/>
+          <w:sz w:val="24"/>
+        </w:rPr>
+        <w:t>【C级·参考】</w:t>
       </w:r>
+      <w:r>
+        <w:rPr>
+          <w:rFonts w:ascii="Times New Roman" w:hAnsi="Times New Roman" w:eastAsia="黑体"/>
+          <w:b w:val="0"/>
+          <w:color w:val="888888"/>
+          <w:sz w:val="24"/>
+        </w:rPr>
+        <w:t>影石等孵化的无人机品牌：消息称影翎完成第二轮融资，估值达 10 亿美元</w:t>
+      </w:r>
+    </w:p>
+    <w:p>
+      <w:r>
+        <w:rPr>
+          <w:rFonts w:ascii="Times New Roman" w:hAnsi="Times New Roman" w:eastAsia="宋体"/>
+          <w:color w:val="888888"/>
+          <w:sz w:val="18"/>
+        </w:rPr>
+        <w:t>来源:IT之家 | 时间:09-18 19:15</w:t>
+      </w:r>
+    </w:p>
+    <w:p>
+      <w:r>
+        <w:rPr>
+          <w:rFonts w:ascii="Times New Roman" w:hAnsi="Times New Roman" w:eastAsia="宋体"/>
+          <w:sz w:val="18"/>
+        </w:rPr>
+        <w:t>链接:</w:t>
+      </w:r>
+      <w:hyperlink r:id="rId26">
+        <w:r>
+          <w:rPr>
+            <w:color w:val="0563C1"/>
+            <w:u w:val="single"/>
+          </w:rPr>
+          <w:t>影石等孵化的无人机品牌：消息称影翎完成第二轮融资，估值达 10 亿美元</w:t>
+        </w:r>
+      </w:hyperlink>
     </w:p>
     <w:p>
       <w:pPr>
@@ -1182,7 +1024,7 @@
           <w:color w:val="888888"/>
           <w:sz w:val="24"/>
         </w:rPr>
-        <w:t>苹果 iPhone 18 Pro 首次用于 MLB 职业棒球赛事直播：部署 14 部，带来独特视角</w:t>
+        <w:t>1688、抖音生活服务、快手、美团、淘宝闪购、淘天、小红书、支付宝签署协议，共同支持个体工商户发展</w:t>
       </w:r>
     </w:p>
     <w:p>
@@ -1192,7 +1034,172 @@
           <w:color w:val="888888"/>
           <w:sz w:val="18"/>
         </w:rPr>
-        <w:t>来源:IT之家 | 时间:09-18 11:36</w:t>
+        <w:t>来源:IT之家 | 时间:09-18 17:28</w:t>
+      </w:r>
+    </w:p>
+    <w:p>
+      <w:r>
+        <w:rPr>
+          <w:rFonts w:ascii="Times New Roman" w:hAnsi="Times New Roman" w:eastAsia="宋体"/>
+          <w:sz w:val="18"/>
+        </w:rPr>
+        <w:t>链接:</w:t>
+      </w:r>
+      <w:hyperlink r:id="rId27">
+        <w:r>
+          <w:rPr>
+            <w:color w:val="0563C1"/>
+            <w:u w:val="single"/>
+          </w:rPr>
+          <w:t>1688、抖音生活服务、快手、美团、淘宝闪购、淘天、小红书、支付宝签署协议，共同支持个体工商户发展</w:t>
+        </w:r>
+      </w:hyperlink>
+    </w:p>
+    <w:p>
+      <w:pPr>
+        <w:pStyle w:val="Heading3"/>
+      </w:pPr>
+      <w:r>
+        <w:rPr>
+          <w:rFonts w:ascii="Times New Roman" w:hAnsi="Times New Roman" w:eastAsia="黑体"/>
+          <w:b w:val="0"/>
+          <w:color w:val="888888"/>
+          <w:sz w:val="24"/>
+        </w:rPr>
+        <w:t>【C级·参考】</w:t>
+      </w:r>
+      <w:r>
+        <w:rPr>
+          <w:rFonts w:ascii="Times New Roman" w:hAnsi="Times New Roman" w:eastAsia="黑体"/>
+          <w:b w:val="0"/>
+          <w:color w:val="888888"/>
+          <w:sz w:val="24"/>
+        </w:rPr>
+        <w:t>“中国第一展”第 140 届广交会 10 月 15 日开幕，电子消费品成为绝对主力</w:t>
+      </w:r>
+    </w:p>
+    <w:p>
+      <w:r>
+        <w:rPr>
+          <w:rFonts w:ascii="Times New Roman" w:hAnsi="Times New Roman" w:eastAsia="宋体"/>
+          <w:color w:val="888888"/>
+          <w:sz w:val="18"/>
+        </w:rPr>
+        <w:t>来源:IT之家 | 时间:09-18 16:43</w:t>
+      </w:r>
+    </w:p>
+    <w:p>
+      <w:r>
+        <w:rPr>
+          <w:rFonts w:ascii="Times New Roman" w:hAnsi="Times New Roman" w:eastAsia="宋体"/>
+          <w:sz w:val="18"/>
+        </w:rPr>
+        <w:t>链接:</w:t>
+      </w:r>
+      <w:hyperlink r:id="rId28">
+        <w:r>
+          <w:rPr>
+            <w:color w:val="0563C1"/>
+            <w:u w:val="single"/>
+          </w:rPr>
+          <w:t>“中国第一展”第 140 届广交会 10 月 15 日开幕，电子消费品成为绝对主力</w:t>
+        </w:r>
+      </w:hyperlink>
+    </w:p>
+    <w:p>
+      <w:pPr>
+        <w:pStyle w:val="Heading2"/>
+      </w:pPr>
+      <w:r>
+        <w:rPr>
+          <w:rFonts w:ascii="Times New Roman" w:hAnsi="Times New Roman" w:eastAsia="黑体"/>
+          <w:sz w:val="28"/>
+        </w:rPr>
+        <w:t>游戏/电竞/平台公司</w:t>
+      </w:r>
+    </w:p>
+    <w:p>
+      <w:pPr>
+        <w:pStyle w:val="Heading3"/>
+      </w:pPr>
+      <w:r>
+        <w:rPr>
+          <w:rFonts w:ascii="Times New Roman" w:hAnsi="Times New Roman" w:eastAsia="黑体"/>
+          <w:b w:val="0"/>
+          <w:color w:val="888888"/>
+          <w:sz w:val="24"/>
+        </w:rPr>
+        <w:t>【C级·参考】</w:t>
+      </w:r>
+      <w:r>
+        <w:rPr>
+          <w:rFonts w:ascii="Times New Roman" w:hAnsi="Times New Roman" w:eastAsia="黑体"/>
+          <w:b w:val="0"/>
+          <w:color w:val="888888"/>
+          <w:sz w:val="24"/>
+        </w:rPr>
+        <w:t>腾讯 Chatterfly 输入法内测：能理解上下文，帮用户执行任务</w:t>
+      </w:r>
+    </w:p>
+    <w:p>
+      <w:r>
+        <w:rPr>
+          <w:rFonts w:ascii="Times New Roman" w:hAnsi="Times New Roman" w:eastAsia="宋体"/>
+          <w:color w:val="888888"/>
+          <w:sz w:val="18"/>
+        </w:rPr>
+        <w:t>来源:IT之家 | 时间:09-18 18:10</w:t>
+      </w:r>
+    </w:p>
+    <w:p>
+      <w:r>
+        <w:rPr>
+          <w:rFonts w:ascii="Times New Roman" w:hAnsi="Times New Roman" w:eastAsia="宋体"/>
+          <w:sz w:val="18"/>
+        </w:rPr>
+        <w:t>链接:</w:t>
+      </w:r>
+      <w:hyperlink r:id="rId29">
+        <w:r>
+          <w:rPr>
+            <w:color w:val="0563C1"/>
+            <w:u w:val="single"/>
+          </w:rPr>
+          <w:t>腾讯 Chatterfly 输入法内测：能理解上下文，帮用户执行任务</w:t>
+        </w:r>
+      </w:hyperlink>
+    </w:p>
+    <w:p>
+      <w:pPr>
+        <w:pStyle w:val="Heading3"/>
+      </w:pPr>
+      <w:r>
+        <w:rPr>
+          <w:rFonts w:ascii="Times New Roman" w:hAnsi="Times New Roman" w:eastAsia="黑体"/>
+          <w:b w:val="0"/>
+          <w:color w:val="888888"/>
+          <w:sz w:val="24"/>
+        </w:rPr>
+        <w:t>【C级·参考】</w:t>
+      </w:r>
+      <w:r>
+        <w:rPr>
+          <w:rFonts w:ascii="Times New Roman" w:hAnsi="Times New Roman" w:eastAsia="黑体"/>
+          <w:b w:val="0"/>
+          <w:color w:val="888888"/>
+          <w:sz w:val="24"/>
+        </w:rPr>
+        <w:t>蓝宝石公布类魂游戏《不朽遗志》联名款 NITRO+ RX 9070 XT OC 显卡</w:t>
+      </w:r>
+    </w:p>
+    <w:p>
+      <w:r>
+        <w:rPr>
+          <w:rFonts w:ascii="Times New Roman" w:hAnsi="Times New Roman" w:eastAsia="宋体"/>
+          <w:color w:val="888888"/>
+          <w:sz w:val="18"/>
+        </w:rPr>
+        <w:t>来源:IT之家 | 时间:09-18 17:42</w:t>
       </w:r>
     </w:p>
     <w:p>
@@ -1209,21 +1216,213 @@
             <w:color w:val="0563C1"/>
             <w:u w:val="single"/>
           </w:rPr>
-          <w:t>苹果 iPhone 18 Pro 首次用于 MLB 职业棒球赛事直播：部署 14 部，带来独特视角</w:t>
+          <w:t>蓝宝石公布类魂游戏《不朽遗志》联名款 NITRO+ RX 9070 XT OC 显卡</w:t>
         </w:r>
       </w:hyperlink>
     </w:p>
     <w:p>
       <w:pPr>
-        <w:pStyle w:val="Heading2"/>
+        <w:pStyle w:val="Heading3"/>
       </w:pPr>
       <w:r>
         <w:rPr>
           <w:rFonts w:ascii="Times New Roman" w:hAnsi="Times New Roman" w:eastAsia="黑体"/>
-          <w:sz w:val="28"/>
+          <w:b w:val="0"/>
+          <w:color w:val="888888"/>
+          <w:sz w:val="24"/>
         </w:rPr>
-        <w:t>游戏/电竞/平台公司</w:t>
+        <w:t>【C级·参考】</w:t>
       </w:r>
+      <w:r>
+        <w:rPr>
+          <w:rFonts w:ascii="Times New Roman" w:hAnsi="Times New Roman" w:eastAsia="黑体"/>
+          <w:b w:val="0"/>
+          <w:color w:val="888888"/>
+          <w:sz w:val="24"/>
+        </w:rPr>
+        <w:t>2026 四季系列第三章：AX 电竞叛客公布 GeForce RTX 5070 12G 秋序限定版显卡</w:t>
+      </w:r>
+    </w:p>
+    <w:p>
+      <w:r>
+        <w:rPr>
+          <w:rFonts w:ascii="Times New Roman" w:hAnsi="Times New Roman" w:eastAsia="宋体"/>
+          <w:color w:val="888888"/>
+          <w:sz w:val="18"/>
+        </w:rPr>
+        <w:t>来源:IT之家 | 时间:09-18 17:22</w:t>
+      </w:r>
+    </w:p>
+    <w:p>
+      <w:r>
+        <w:rPr>
+          <w:rFonts w:ascii="Times New Roman" w:hAnsi="Times New Roman" w:eastAsia="宋体"/>
+          <w:sz w:val="18"/>
+        </w:rPr>
+        <w:t>链接:</w:t>
+      </w:r>
+      <w:hyperlink r:id="rId31">
+        <w:r>
+          <w:rPr>
+            <w:color w:val="0563C1"/>
+            <w:u w:val="single"/>
+          </w:rPr>
+          <w:t>2026 四季系列第三章：AX 电竞叛客公布 GeForce RTX 5070 12G 秋序限定版显卡</w:t>
+        </w:r>
+      </w:hyperlink>
+    </w:p>
+    <w:p>
+      <w:pPr>
+        <w:pStyle w:val="Heading3"/>
+      </w:pPr>
+      <w:r>
+        <w:rPr>
+          <w:rFonts w:ascii="Times New Roman" w:hAnsi="Times New Roman" w:eastAsia="黑体"/>
+          <w:b w:val="0"/>
+          <w:color w:val="888888"/>
+          <w:sz w:val="24"/>
+        </w:rPr>
+        <w:t>【C级·参考】</w:t>
+      </w:r>
+      <w:r>
+        <w:rPr>
+          <w:rFonts w:ascii="Times New Roman" w:hAnsi="Times New Roman" w:eastAsia="黑体"/>
+          <w:b w:val="0"/>
+          <w:color w:val="888888"/>
+          <w:sz w:val="24"/>
+        </w:rPr>
+        <w:t>小米自研玄戒 O3 芯片隐藏能力曝光：铺路完善小米 18 Fold 等手机跑 PC 游戏</w:t>
+      </w:r>
+    </w:p>
+    <w:p>
+      <w:r>
+        <w:rPr>
+          <w:rFonts w:ascii="Times New Roman" w:hAnsi="Times New Roman" w:eastAsia="宋体"/>
+          <w:color w:val="888888"/>
+          <w:sz w:val="18"/>
+        </w:rPr>
+        <w:t>来源:IT之家 | 时间:09-18 17:20</w:t>
+      </w:r>
+    </w:p>
+    <w:p>
+      <w:r>
+        <w:rPr>
+          <w:rFonts w:ascii="Times New Roman" w:hAnsi="Times New Roman" w:eastAsia="宋体"/>
+          <w:sz w:val="18"/>
+        </w:rPr>
+        <w:t>链接:</w:t>
+      </w:r>
+      <w:hyperlink r:id="rId32">
+        <w:r>
+          <w:rPr>
+            <w:color w:val="0563C1"/>
+            <w:u w:val="single"/>
+          </w:rPr>
+          <w:t>小米自研玄戒 O3 芯片隐藏能力曝光：铺路完善小米 18 Fold 等手机跑 PC 游戏</w:t>
+        </w:r>
+      </w:hyperlink>
+    </w:p>
+    <w:p>
+      <w:pPr>
+        <w:pStyle w:val="Heading3"/>
+      </w:pPr>
+      <w:r>
+        <w:rPr>
+          <w:rFonts w:ascii="Times New Roman" w:hAnsi="Times New Roman" w:eastAsia="黑体"/>
+          <w:b w:val="0"/>
+          <w:color w:val="888888"/>
+          <w:sz w:val="24"/>
+        </w:rPr>
+        <w:t>【C级·参考】</w:t>
+      </w:r>
+      <w:r>
+        <w:rPr>
+          <w:rFonts w:ascii="Times New Roman" w:hAnsi="Times New Roman" w:eastAsia="黑体"/>
+          <w:b w:val="0"/>
+          <w:color w:val="888888"/>
+          <w:sz w:val="24"/>
+        </w:rPr>
+        <w:t>8 月中国国内游戏市场实际销售收入 316.27 亿元，自研游戏成最大功臣</w:t>
+      </w:r>
+    </w:p>
+    <w:p>
+      <w:r>
+        <w:rPr>
+          <w:rFonts w:ascii="Times New Roman" w:hAnsi="Times New Roman" w:eastAsia="宋体"/>
+          <w:color w:val="888888"/>
+          <w:sz w:val="18"/>
+        </w:rPr>
+        <w:t>来源:IT之家 | 时间:09-18 16:31</w:t>
+      </w:r>
+    </w:p>
+    <w:p>
+      <w:r>
+        <w:rPr>
+          <w:rFonts w:ascii="Times New Roman" w:hAnsi="Times New Roman" w:eastAsia="宋体"/>
+          <w:sz w:val="18"/>
+        </w:rPr>
+        <w:t>链接:</w:t>
+      </w:r>
+      <w:hyperlink r:id="rId33">
+        <w:r>
+          <w:rPr>
+            <w:color w:val="0563C1"/>
+            <w:u w:val="single"/>
+          </w:rPr>
+          <w:t>8 月中国国内游戏市场实际销售收入 316.27 亿元，自研游戏成最大功臣</w:t>
+        </w:r>
+      </w:hyperlink>
+    </w:p>
+    <w:p>
+      <w:pPr>
+        <w:pStyle w:val="Heading3"/>
+      </w:pPr>
+      <w:r>
+        <w:rPr>
+          <w:rFonts w:ascii="Times New Roman" w:hAnsi="Times New Roman" w:eastAsia="黑体"/>
+          <w:b w:val="0"/>
+          <w:color w:val="888888"/>
+          <w:sz w:val="24"/>
+        </w:rPr>
+        <w:t>【C级·参考】</w:t>
+      </w:r>
+      <w:r>
+        <w:rPr>
+          <w:rFonts w:ascii="Times New Roman" w:hAnsi="Times New Roman" w:eastAsia="黑体"/>
+          <w:b w:val="0"/>
+          <w:color w:val="888888"/>
+          <w:sz w:val="24"/>
+        </w:rPr>
+        <w:t>黑鲨银刃游戏指套 3 Pro 上市：0.28mm 超薄银布材质，29.9 元</w:t>
+      </w:r>
+    </w:p>
+    <w:p>
+      <w:r>
+        <w:rPr>
+          <w:rFonts w:ascii="Times New Roman" w:hAnsi="Times New Roman" w:eastAsia="宋体"/>
+          <w:color w:val="888888"/>
+          <w:sz w:val="18"/>
+        </w:rPr>
+        <w:t>来源:IT之家 | 时间:09-18 15:19</w:t>
+      </w:r>
+    </w:p>
+    <w:p>
+      <w:r>
+        <w:rPr>
+          <w:rFonts w:ascii="Times New Roman" w:hAnsi="Times New Roman" w:eastAsia="宋体"/>
+          <w:sz w:val="18"/>
+        </w:rPr>
+        <w:t>链接:</w:t>
+      </w:r>
+      <w:hyperlink r:id="rId34">
+        <w:r>
+          <w:rPr>
+            <w:color w:val="0563C1"/>
+            <w:u w:val="single"/>
+          </w:rPr>
+          <w:t>黑鲨银刃游戏指套 3 Pro 上市：0.28mm 超薄银布材质，29.9 元</w:t>
+        </w:r>
+      </w:hyperlink>
     </w:p>
     <w:p>
       <w:pPr>
@@ -1266,217 +1465,13 @@
         </w:rPr>
         <w:t>链接:</w:t>
       </w:r>
-      <w:hyperlink r:id="rId31">
+      <w:hyperlink r:id="rId35">
         <w:r>
           <w:rPr>
             <w:color w:val="0563C1"/>
             <w:u w:val="single"/>
           </w:rPr>
           <w:t>新手开发者抱怨：经常被劝“别做你梦想中的游戏”，过来人：你别太天真！</w:t>
-        </w:r>
-      </w:hyperlink>
-    </w:p>
-    <w:p>
-      <w:pPr>
-        <w:pStyle w:val="Heading3"/>
-      </w:pPr>
-      <w:r>
-        <w:rPr>
-          <w:rFonts w:ascii="Times New Roman" w:hAnsi="Times New Roman" w:eastAsia="黑体"/>
-          <w:b w:val="0"/>
-          <w:color w:val="888888"/>
-          <w:sz w:val="24"/>
-        </w:rPr>
-        <w:t>【C级·参考】</w:t>
-      </w:r>
-      <w:r>
-        <w:rPr>
-          <w:rFonts w:ascii="Times New Roman" w:hAnsi="Times New Roman" w:eastAsia="黑体"/>
-          <w:b w:val="0"/>
-          <w:color w:val="888888"/>
-          <w:sz w:val="24"/>
-        </w:rPr>
-        <w:t>腾讯极光投影仪 F5 上架：1080P 345CVIA，822 元（国补后 699 元）</w:t>
-      </w:r>
-    </w:p>
-    <w:p>
-      <w:r>
-        <w:rPr>
-          <w:rFonts w:ascii="Times New Roman" w:hAnsi="Times New Roman" w:eastAsia="宋体"/>
-          <w:color w:val="888888"/>
-          <w:sz w:val="18"/>
-        </w:rPr>
-        <w:t>来源:IT之家 | 时间:09-18 11:39</w:t>
-      </w:r>
-    </w:p>
-    <w:p>
-      <w:r>
-        <w:rPr>
-          <w:rFonts w:ascii="Times New Roman" w:hAnsi="Times New Roman" w:eastAsia="宋体"/>
-          <w:sz w:val="18"/>
-        </w:rPr>
-        <w:t>链接:</w:t>
-      </w:r>
-      <w:hyperlink r:id="rId32">
-        <w:r>
-          <w:rPr>
-            <w:color w:val="0563C1"/>
-            <w:u w:val="single"/>
-          </w:rPr>
-          <w:t>腾讯极光投影仪 F5 上架：1080P 345CVIA，822 元（国补后 699 元）</w:t>
-        </w:r>
-      </w:hyperlink>
-    </w:p>
-    <w:p>
-      <w:pPr>
-        <w:pStyle w:val="Heading3"/>
-      </w:pPr>
-      <w:r>
-        <w:rPr>
-          <w:rFonts w:ascii="Times New Roman" w:hAnsi="Times New Roman" w:eastAsia="黑体"/>
-          <w:b w:val="0"/>
-          <w:color w:val="888888"/>
-          <w:sz w:val="24"/>
-        </w:rPr>
-        <w:t>【C级·参考】</w:t>
-      </w:r>
-      <w:r>
-        <w:rPr>
-          <w:rFonts w:ascii="Times New Roman" w:hAnsi="Times New Roman" w:eastAsia="黑体"/>
-          <w:b w:val="0"/>
-          <w:color w:val="888888"/>
-          <w:sz w:val="24"/>
-        </w:rPr>
-        <w:t>《战争机器：事变日》游戏 PC 版特性 / 配置要求公布：支持英伟达 DLSS 5、显卡要求 RTX2060 起步</w:t>
-      </w:r>
-    </w:p>
-    <w:p>
-      <w:r>
-        <w:rPr>
-          <w:rFonts w:ascii="Times New Roman" w:hAnsi="Times New Roman" w:eastAsia="宋体"/>
-          <w:color w:val="888888"/>
-          <w:sz w:val="18"/>
-        </w:rPr>
-        <w:t>来源:IT之家 | 时间:09-18 10:18</w:t>
-      </w:r>
-    </w:p>
-    <w:p>
-      <w:r>
-        <w:rPr>
-          <w:rFonts w:ascii="Times New Roman" w:hAnsi="Times New Roman" w:eastAsia="宋体"/>
-          <w:sz w:val="18"/>
-        </w:rPr>
-        <w:t>链接:</w:t>
-      </w:r>
-      <w:hyperlink r:id="rId33">
-        <w:r>
-          <w:rPr>
-            <w:color w:val="0563C1"/>
-            <w:u w:val="single"/>
-          </w:rPr>
-          <w:t>《战争机器：事变日》游戏 PC 版特性 / 配置要求公布：支持英伟达 DLSS 5、显卡要求 RTX2060 起步</w:t>
-        </w:r>
-      </w:hyperlink>
-    </w:p>
-    <w:p>
-      <w:pPr>
-        <w:pStyle w:val="Heading3"/>
-      </w:pPr>
-      <w:r>
-        <w:rPr>
-          <w:rFonts w:ascii="Times New Roman" w:hAnsi="Times New Roman" w:eastAsia="黑体"/>
-          <w:b w:val="0"/>
-          <w:color w:val="888888"/>
-          <w:sz w:val="24"/>
-        </w:rPr>
-        <w:t>【C级·参考】</w:t>
-      </w:r>
-      <w:r>
-        <w:rPr>
-          <w:rFonts w:ascii="Times New Roman" w:hAnsi="Times New Roman" w:eastAsia="黑体"/>
-          <w:b w:val="0"/>
-          <w:color w:val="888888"/>
-          <w:sz w:val="24"/>
-        </w:rPr>
-        <w:t>开发商 Remedy 重新申请“Alan Wake’s Return”商标，引发外界《心灵杀手》电影 / 游戏新作猜测</w:t>
-      </w:r>
-    </w:p>
-    <w:p>
-      <w:r>
-        <w:rPr>
-          <w:rFonts w:ascii="Times New Roman" w:hAnsi="Times New Roman" w:eastAsia="宋体"/>
-          <w:color w:val="888888"/>
-          <w:sz w:val="18"/>
-        </w:rPr>
-        <w:t>来源:IT之家 | 时间:09-18 10:09</w:t>
-      </w:r>
-    </w:p>
-    <w:p>
-      <w:r>
-        <w:rPr>
-          <w:rFonts w:ascii="Times New Roman" w:hAnsi="Times New Roman" w:eastAsia="宋体"/>
-          <w:sz w:val="18"/>
-        </w:rPr>
-        <w:t>链接:</w:t>
-      </w:r>
-      <w:hyperlink r:id="rId34">
-        <w:r>
-          <w:rPr>
-            <w:color w:val="0563C1"/>
-            <w:u w:val="single"/>
-          </w:rPr>
-          <w:t>开发商 Remedy 重新申请“Alan Wake’s Return”商标，引发外界《心灵杀手》电影 / 游戏新作猜测</w:t>
-        </w:r>
-      </w:hyperlink>
-    </w:p>
-    <w:p>
-      <w:pPr>
-        <w:pStyle w:val="Heading3"/>
-      </w:pPr>
-      <w:r>
-        <w:rPr>
-          <w:rFonts w:ascii="Times New Roman" w:hAnsi="Times New Roman" w:eastAsia="黑体"/>
-          <w:b w:val="0"/>
-          <w:color w:val="888888"/>
-          <w:sz w:val="24"/>
-        </w:rPr>
-        <w:t>【C级·参考】</w:t>
-      </w:r>
-      <w:r>
-        <w:rPr>
-          <w:rFonts w:ascii="Times New Roman" w:hAnsi="Times New Roman" w:eastAsia="黑体"/>
-          <w:b w:val="0"/>
-          <w:color w:val="888888"/>
-          <w:sz w:val="24"/>
-        </w:rPr>
-        <w:t>Steam 喜加一：原价 29 元太空即时战略游戏《Space Menace》免费领</w:t>
-      </w:r>
-    </w:p>
-    <w:p>
-      <w:r>
-        <w:rPr>
-          <w:rFonts w:ascii="Times New Roman" w:hAnsi="Times New Roman" w:eastAsia="宋体"/>
-          <w:color w:val="888888"/>
-          <w:sz w:val="18"/>
-        </w:rPr>
-        <w:t>来源:IT之家 | 时间:09-18 09:40</w:t>
-      </w:r>
-    </w:p>
-    <w:p>
-      <w:r>
-        <w:rPr>
-          <w:rFonts w:ascii="Times New Roman" w:hAnsi="Times New Roman" w:eastAsia="宋体"/>
-          <w:sz w:val="18"/>
-        </w:rPr>
-        <w:t>链接:</w:t>
-      </w:r>
-      <w:hyperlink r:id="rId35">
-        <w:r>
-          <w:rPr>
-            <w:color w:val="0563C1"/>
-            <w:u w:val="single"/>
-          </w:rPr>
-          <w:t>Steam 喜加一：原价 29 元太空即时战略游戏《Space Menace》免费领</w:t>
         </w:r>
       </w:hyperlink>
     </w:p>
@@ -1512,7 +1507,7 @@
           <w:color w:val="888888"/>
           <w:sz w:val="24"/>
         </w:rPr>
-        <w:t>小米推出“米家智能洗碗机嵌入式 20 套”：全嵌设计、支持 115°C 蒸腾热烘，4704 元（国补后 3999 元）</w:t>
+        <w:t>我国拟出台规定规范向未成年人提供网络服务，明确不得设置诱导未成年人用户情感依赖、沉迷及过度消费等的算法模型</w:t>
       </w:r>
     </w:p>
     <w:p>
@@ -1522,7 +1517,7 @@
           <w:color w:val="888888"/>
           <w:sz w:val="18"/>
         </w:rPr>
-        <w:t>来源:IT之家 | 时间:09-18 10:55</w:t>
+        <w:t>来源:IT之家 | 时间:09-18 17:37</w:t>
       </w:r>
     </w:p>
     <w:p>
@@ -1539,7 +1534,7 @@
             <w:color w:val="0563C1"/>
             <w:u w:val="single"/>
           </w:rPr>
-          <w:t>小米推出“米家智能洗碗机嵌入式 20 套”：全嵌设计、支持 115°C 蒸腾热烘，4704 元（国补后 3999 元）</w:t>
+          <w:t>我国拟出台规定规范向未成年人提供网络服务，明确不得设置诱导未成年人用户情感依赖、沉迷及过度消费等的算法模型</w:t>
         </w:r>
       </w:hyperlink>
     </w:p>
@@ -1563,7 +1558,7 @@
           <w:color w:val="888888"/>
           <w:sz w:val="24"/>
         </w:rPr>
-        <w:t>2195 美元起 Snap Specs 消费级 AR 眼镜上市：提供蜂窝网络版本、电致变色镜片、无需外接计算单元</w:t>
+        <w:t>10 部门出台促进房车消费新措施，放宽报废年限、鼓励增加 C6 驾驶证考点、鼓励发展新能源房车</w:t>
       </w:r>
     </w:p>
     <w:p>
@@ -1573,7 +1568,7 @@
           <w:color w:val="888888"/>
           <w:sz w:val="18"/>
         </w:rPr>
-        <w:t>来源:IT之家 | 时间:09-18 10:43</w:t>
+        <w:t>来源:IT之家 | 时间:09-18 17:19</w:t>
       </w:r>
     </w:p>
     <w:p>
@@ -1590,7 +1585,7 @@
             <w:color w:val="0563C1"/>
             <w:u w:val="single"/>
           </w:rPr>
-          <w:t>2195 美元起 Snap Specs 消费级 AR 眼镜上市：提供蜂窝网络版本、电致变色镜片、无需外接计算单元</w:t>
+          <w:t>10 部门出台促进房车消费新措施，放宽报废年限、鼓励增加 C6 驾驶证考点、鼓励发展新能源房车</w:t>
         </w:r>
       </w:hyperlink>
     </w:p>
@@ -1614,7 +1609,7 @@
           <w:color w:val="888888"/>
           <w:sz w:val="24"/>
         </w:rPr>
-        <w:t>微星“MAG 271QPX32”27 英寸显示器首销：2K 320Hz OLED，3326 元（国补后 2999 元）</w:t>
+        <w:t>IDC 报告：2026 年上半年中国 PC 显示器出货量 1430 万台，商用与消费市场增速差超 15 个百分点</w:t>
       </w:r>
     </w:p>
     <w:p>
@@ -1624,7 +1619,7 @@
           <w:color w:val="888888"/>
           <w:sz w:val="18"/>
         </w:rPr>
-        <w:t>来源:IT之家 | 时间:09-18 10:02</w:t>
+        <w:t>来源:IT之家 | 时间:09-18 16:15</w:t>
       </w:r>
     </w:p>
     <w:p>
@@ -1641,7 +1636,7 @@
             <w:color w:val="0563C1"/>
             <w:u w:val="single"/>
           </w:rPr>
-          <w:t>微星“MAG 271QPX32”27 英寸显示器首销：2K 320Hz OLED，3326 元（国补后 2999 元）</w:t>
+          <w:t>IDC 报告：2026 年上半年中国 PC 显示器出货量 1430 万台，商用与消费市场增速差超 15 个百分点</w:t>
         </w:r>
       </w:hyperlink>
     </w:p>
@@ -1671,7 +1666,7 @@
           <w:rFonts w:ascii="Times New Roman" w:hAnsi="Times New Roman" w:eastAsia="宋体"/>
           <w:sz w:val="18"/>
         </w:rPr>
-        <w:t>IT之家(60)、GameLook(18)、HackerNews(5)、Bing新闻(8)</w:t>
+        <w:t>IT之家(60)、GameLook(18)、HackerNews(7)、Bing新闻(7)</w:t>
       </w:r>
     </w:p>
     <w:p>

--- a/briefings/线口监测午报-2026-09-18.docx
+++ b/briefings/线口监测午报-2026-09-18.docx
@@ -22,7 +22,7 @@
           <w:color w:val="888888"/>
           <w:sz w:val="18"/>
         </w:rPr>
-        <w:t>监测窗口:近48小时 | 生成时间:2026-09-18 20:12</w:t>
+        <w:t>监测窗口:近48小时 | 生成时间:2026-09-18 20:55</w:t>
       </w:r>
     </w:p>
     <w:p>
@@ -70,6 +70,57 @@
           <w:color w:val="888888"/>
           <w:sz w:val="24"/>
         </w:rPr>
+        <w:t>优步全球范围裁员 10%，被裁员工称 AI 已大举渗透日常工作</w:t>
+      </w:r>
+    </w:p>
+    <w:p>
+      <w:r>
+        <w:rPr>
+          <w:rFonts w:ascii="Times New Roman" w:hAnsi="Times New Roman" w:eastAsia="宋体"/>
+          <w:color w:val="888888"/>
+          <w:sz w:val="18"/>
+        </w:rPr>
+        <w:t>来源:IT之家 | 时间:09-18 20:51</w:t>
+      </w:r>
+    </w:p>
+    <w:p>
+      <w:r>
+        <w:rPr>
+          <w:rFonts w:ascii="Times New Roman" w:hAnsi="Times New Roman" w:eastAsia="宋体"/>
+          <w:sz w:val="18"/>
+        </w:rPr>
+        <w:t>链接:</w:t>
+      </w:r>
+      <w:hyperlink r:id="rId9">
+        <w:r>
+          <w:rPr>
+            <w:color w:val="0563C1"/>
+            <w:u w:val="single"/>
+          </w:rPr>
+          <w:t>优步全球范围裁员 10%，被裁员工称 AI 已大举渗透日常工作</w:t>
+        </w:r>
+      </w:hyperlink>
+    </w:p>
+    <w:p>
+      <w:pPr>
+        <w:pStyle w:val="Heading3"/>
+      </w:pPr>
+      <w:r>
+        <w:rPr>
+          <w:rFonts w:ascii="Times New Roman" w:hAnsi="Times New Roman" w:eastAsia="黑体"/>
+          <w:b w:val="0"/>
+          <w:color w:val="888888"/>
+          <w:sz w:val="24"/>
+        </w:rPr>
+        <w:t>【C级·参考】</w:t>
+      </w:r>
+      <w:r>
+        <w:rPr>
+          <w:rFonts w:ascii="Times New Roman" w:hAnsi="Times New Roman" w:eastAsia="黑体"/>
+          <w:b w:val="0"/>
+          <w:color w:val="888888"/>
+          <w:sz w:val="24"/>
+        </w:rPr>
         <w:t>甲骨文烧数十亿美元帮其他企业运行 AI，公司内部推广 AI 却并不顺利</w:t>
       </w:r>
     </w:p>
@@ -91,7 +142,7 @@
         </w:rPr>
         <w:t>链接:</w:t>
       </w:r>
-      <w:hyperlink r:id="rId9">
+      <w:hyperlink r:id="rId10">
         <w:r>
           <w:rPr>
             <w:color w:val="0563C1"/>
@@ -142,7 +193,7 @@
         </w:rPr>
         <w:t>链接:</w:t>
       </w:r>
-      <w:hyperlink r:id="rId10">
+      <w:hyperlink r:id="rId11">
         <w:r>
           <w:rPr>
             <w:color w:val="0563C1"/>
@@ -193,7 +244,7 @@
         </w:rPr>
         <w:t>链接:</w:t>
       </w:r>
-      <w:hyperlink r:id="rId11">
+      <w:hyperlink r:id="rId12">
         <w:r>
           <w:rPr>
             <w:color w:val="0563C1"/>
@@ -244,7 +295,7 @@
         </w:rPr>
         <w:t>链接:</w:t>
       </w:r>
-      <w:hyperlink r:id="rId12">
+      <w:hyperlink r:id="rId13">
         <w:r>
           <w:rPr>
             <w:color w:val="0563C1"/>
@@ -295,7 +346,7 @@
         </w:rPr>
         <w:t>链接:</w:t>
       </w:r>
-      <w:hyperlink r:id="rId13">
+      <w:hyperlink r:id="rId14">
         <w:r>
           <w:rPr>
             <w:color w:val="0563C1"/>
@@ -346,7 +397,7 @@
         </w:rPr>
         <w:t>链接:</w:t>
       </w:r>
-      <w:hyperlink r:id="rId14">
+      <w:hyperlink r:id="rId15">
         <w:r>
           <w:rPr>
             <w:color w:val="0563C1"/>
@@ -397,7 +448,7 @@
         </w:rPr>
         <w:t>链接:</w:t>
       </w:r>
-      <w:hyperlink r:id="rId15">
+      <w:hyperlink r:id="rId16">
         <w:r>
           <w:rPr>
             <w:color w:val="0563C1"/>
@@ -448,7 +499,7 @@
         </w:rPr>
         <w:t>链接:</w:t>
       </w:r>
-      <w:hyperlink r:id="rId16">
+      <w:hyperlink r:id="rId17">
         <w:r>
           <w:rPr>
             <w:color w:val="0563C1"/>
@@ -499,7 +550,7 @@
         </w:rPr>
         <w:t>链接:</w:t>
       </w:r>
-      <w:hyperlink r:id="rId17">
+      <w:hyperlink r:id="rId18">
         <w:r>
           <w:rPr>
             <w:color w:val="0563C1"/>
@@ -550,7 +601,7 @@
         </w:rPr>
         <w:t>链接:</w:t>
       </w:r>
-      <w:hyperlink r:id="rId18">
+      <w:hyperlink r:id="rId19">
         <w:r>
           <w:rPr>
             <w:color w:val="0563C1"/>
@@ -601,13 +652,64 @@
         </w:rPr>
         <w:t>链接:</w:t>
       </w:r>
-      <w:hyperlink r:id="rId19">
+      <w:hyperlink r:id="rId20">
         <w:r>
           <w:rPr>
             <w:color w:val="0563C1"/>
             <w:u w:val="single"/>
           </w:rPr>
           <w:t>开源电子书管理工具 Calibre 9.15 发布：新增 AI 互动写作游戏</w:t>
+        </w:r>
+      </w:hyperlink>
+    </w:p>
+    <w:p>
+      <w:pPr>
+        <w:pStyle w:val="Heading3"/>
+      </w:pPr>
+      <w:r>
+        <w:rPr>
+          <w:rFonts w:ascii="Times New Roman" w:hAnsi="Times New Roman" w:eastAsia="黑体"/>
+          <w:b w:val="0"/>
+          <w:color w:val="888888"/>
+          <w:sz w:val="24"/>
+        </w:rPr>
+        <w:t>【C级·参考】</w:t>
+      </w:r>
+      <w:r>
+        <w:rPr>
+          <w:rFonts w:ascii="Times New Roman" w:hAnsi="Times New Roman" w:eastAsia="黑体"/>
+          <w:b w:val="0"/>
+          <w:color w:val="888888"/>
+          <w:sz w:val="24"/>
+        </w:rPr>
+        <w:t>ROKID与酷派AI眼镜深度体验：2026年，智能眼镜的工作原理到底改变了什么？</w:t>
+      </w:r>
+    </w:p>
+    <w:p>
+      <w:r>
+        <w:rPr>
+          <w:rFonts w:ascii="Times New Roman" w:hAnsi="Times New Roman" w:eastAsia="宋体"/>
+          <w:color w:val="888888"/>
+          <w:sz w:val="18"/>
+        </w:rPr>
+        <w:t>来源:Bing新闻 | 时间:09-18 13:42</w:t>
+      </w:r>
+    </w:p>
+    <w:p>
+      <w:r>
+        <w:rPr>
+          <w:rFonts w:ascii="Times New Roman" w:hAnsi="Times New Roman" w:eastAsia="宋体"/>
+          <w:sz w:val="18"/>
+        </w:rPr>
+        <w:t>链接:</w:t>
+      </w:r>
+      <w:hyperlink r:id="rId21">
+        <w:r>
+          <w:rPr>
+            <w:color w:val="0563C1"/>
+            <w:u w:val="single"/>
+          </w:rPr>
+          <w:t>ROKID与酷派AI眼镜深度体验：2026年，智能眼镜的工作原理到底改变了什么？</w:t>
         </w:r>
       </w:hyperlink>
     </w:p>
@@ -652,7 +754,7 @@
         </w:rPr>
         <w:t>链接:</w:t>
       </w:r>
-      <w:hyperlink r:id="rId20">
+      <w:hyperlink r:id="rId22">
         <w:r>
           <w:rPr>
             <w:color w:val="0563C1"/>
@@ -703,7 +805,7 @@
         </w:rPr>
         <w:t>链接:</w:t>
       </w:r>
-      <w:hyperlink r:id="rId21">
+      <w:hyperlink r:id="rId23">
         <w:r>
           <w:rPr>
             <w:color w:val="0563C1"/>
@@ -733,7 +835,7 @@
           <w:color w:val="888888"/>
           <w:sz w:val="24"/>
         </w:rPr>
-        <w:t>Bonsai 2 27B: Near-Lossless Compression in a 9x Smaller Footprint</w:t>
+        <w:t>AI眼镜产业链升温：轻量化与全场景如何破局?可穿戴新入口可期</w:t>
       </w:r>
     </w:p>
     <w:p>
@@ -743,7 +845,7 @@
           <w:color w:val="888888"/>
           <w:sz w:val="18"/>
         </w:rPr>
-        <w:t>来源:Hacker News | 时间:09-18 05:13</w:t>
+        <w:t>来源:Bing新闻 | 时间:09-18 10:46</w:t>
       </w:r>
     </w:p>
     <w:p>
@@ -754,64 +856,13 @@
         </w:rPr>
         <w:t>链接:</w:t>
       </w:r>
-      <w:hyperlink r:id="rId22">
+      <w:hyperlink r:id="rId24">
         <w:r>
           <w:rPr>
             <w:color w:val="0563C1"/>
             <w:u w:val="single"/>
           </w:rPr>
-          <w:t>Bonsai 2 27B: Near-Lossless Compression in a 9x Smaller Footprint</w:t>
-        </w:r>
-      </w:hyperlink>
-    </w:p>
-    <w:p>
-      <w:pPr>
-        <w:pStyle w:val="Heading3"/>
-      </w:pPr>
-      <w:r>
-        <w:rPr>
-          <w:rFonts w:ascii="Times New Roman" w:hAnsi="Times New Roman" w:eastAsia="黑体"/>
-          <w:b w:val="0"/>
-          <w:color w:val="888888"/>
-          <w:sz w:val="24"/>
-        </w:rPr>
-        <w:t>【C级·参考】</w:t>
-      </w:r>
-      <w:r>
-        <w:rPr>
-          <w:rFonts w:ascii="Times New Roman" w:hAnsi="Times New Roman" w:eastAsia="黑体"/>
-          <w:b w:val="0"/>
-          <w:color w:val="888888"/>
-          <w:sz w:val="24"/>
-        </w:rPr>
-        <w:t>Bend – A language that blocks AI mistakes via proof, on CPU and GPU</w:t>
-      </w:r>
-    </w:p>
-    <w:p>
-      <w:r>
-        <w:rPr>
-          <w:rFonts w:ascii="Times New Roman" w:hAnsi="Times New Roman" w:eastAsia="宋体"/>
-          <w:color w:val="888888"/>
-          <w:sz w:val="18"/>
-        </w:rPr>
-        <w:t>来源:Hacker News | 时间:09-18 04:36</w:t>
-      </w:r>
-    </w:p>
-    <w:p>
-      <w:r>
-        <w:rPr>
-          <w:rFonts w:ascii="Times New Roman" w:hAnsi="Times New Roman" w:eastAsia="宋体"/>
-          <w:sz w:val="18"/>
-        </w:rPr>
-        <w:t>链接:</w:t>
-      </w:r>
-      <w:hyperlink r:id="rId23">
-        <w:r>
-          <w:rPr>
-            <w:color w:val="0563C1"/>
-            <w:u w:val="single"/>
-          </w:rPr>
-          <w:t>Bend – A language that blocks AI mistakes via proof, on CPU and GPU</w:t>
+          <w:t>AI眼镜产业链升温：轻量化与全场景如何破局?可穿戴新入口可期</w:t>
         </w:r>
       </w:hyperlink>
     </w:p>
@@ -868,7 +919,7 @@
         </w:rPr>
         <w:t>链接:</w:t>
       </w:r>
-      <w:hyperlink r:id="rId24">
+      <w:hyperlink r:id="rId25">
         <w:r>
           <w:rPr>
             <w:color w:val="0563C1"/>
@@ -919,7 +970,7 @@
         </w:rPr>
         <w:t>链接:</w:t>
       </w:r>
-      <w:hyperlink r:id="rId25">
+      <w:hyperlink r:id="rId26">
         <w:r>
           <w:rPr>
             <w:color w:val="0563C1"/>
@@ -982,7 +1033,7 @@
         </w:rPr>
         <w:t>链接:</w:t>
       </w:r>
-      <w:hyperlink r:id="rId26">
+      <w:hyperlink r:id="rId27">
         <w:r>
           <w:rPr>
             <w:color w:val="0563C1"/>
@@ -1045,7 +1096,7 @@
         </w:rPr>
         <w:t>链接:</w:t>
       </w:r>
-      <w:hyperlink r:id="rId27">
+      <w:hyperlink r:id="rId28">
         <w:r>
           <w:rPr>
             <w:color w:val="0563C1"/>
@@ -1096,7 +1147,7 @@
         </w:rPr>
         <w:t>链接:</w:t>
       </w:r>
-      <w:hyperlink r:id="rId28">
+      <w:hyperlink r:id="rId29">
         <w:r>
           <w:rPr>
             <w:color w:val="0563C1"/>
@@ -1159,7 +1210,7 @@
         </w:rPr>
         <w:t>链接:</w:t>
       </w:r>
-      <w:hyperlink r:id="rId29">
+      <w:hyperlink r:id="rId30">
         <w:r>
           <w:rPr>
             <w:color w:val="0563C1"/>
@@ -1210,7 +1261,7 @@
         </w:rPr>
         <w:t>链接:</w:t>
       </w:r>
-      <w:hyperlink r:id="rId30">
+      <w:hyperlink r:id="rId31">
         <w:r>
           <w:rPr>
             <w:color w:val="0563C1"/>
@@ -1261,7 +1312,7 @@
         </w:rPr>
         <w:t>链接:</w:t>
       </w:r>
-      <w:hyperlink r:id="rId31">
+      <w:hyperlink r:id="rId32">
         <w:r>
           <w:rPr>
             <w:color w:val="0563C1"/>
@@ -1312,7 +1363,7 @@
         </w:rPr>
         <w:t>链接:</w:t>
       </w:r>
-      <w:hyperlink r:id="rId32">
+      <w:hyperlink r:id="rId33">
         <w:r>
           <w:rPr>
             <w:color w:val="0563C1"/>
@@ -1363,64 +1414,13 @@
         </w:rPr>
         <w:t>链接:</w:t>
       </w:r>
-      <w:hyperlink r:id="rId33">
+      <w:hyperlink r:id="rId34">
         <w:r>
           <w:rPr>
             <w:color w:val="0563C1"/>
             <w:u w:val="single"/>
           </w:rPr>
           <w:t>8 月中国国内游戏市场实际销售收入 316.27 亿元，自研游戏成最大功臣</w:t>
-        </w:r>
-      </w:hyperlink>
-    </w:p>
-    <w:p>
-      <w:pPr>
-        <w:pStyle w:val="Heading3"/>
-      </w:pPr>
-      <w:r>
-        <w:rPr>
-          <w:rFonts w:ascii="Times New Roman" w:hAnsi="Times New Roman" w:eastAsia="黑体"/>
-          <w:b w:val="0"/>
-          <w:color w:val="888888"/>
-          <w:sz w:val="24"/>
-        </w:rPr>
-        <w:t>【C级·参考】</w:t>
-      </w:r>
-      <w:r>
-        <w:rPr>
-          <w:rFonts w:ascii="Times New Roman" w:hAnsi="Times New Roman" w:eastAsia="黑体"/>
-          <w:b w:val="0"/>
-          <w:color w:val="888888"/>
-          <w:sz w:val="24"/>
-        </w:rPr>
-        <w:t>黑鲨银刃游戏指套 3 Pro 上市：0.28mm 超薄银布材质，29.9 元</w:t>
-      </w:r>
-    </w:p>
-    <w:p>
-      <w:r>
-        <w:rPr>
-          <w:rFonts w:ascii="Times New Roman" w:hAnsi="Times New Roman" w:eastAsia="宋体"/>
-          <w:color w:val="888888"/>
-          <w:sz w:val="18"/>
-        </w:rPr>
-        <w:t>来源:IT之家 | 时间:09-18 15:19</w:t>
-      </w:r>
-    </w:p>
-    <w:p>
-      <w:r>
-        <w:rPr>
-          <w:rFonts w:ascii="Times New Roman" w:hAnsi="Times New Roman" w:eastAsia="宋体"/>
-          <w:sz w:val="18"/>
-        </w:rPr>
-        <w:t>链接:</w:t>
-      </w:r>
-      <w:hyperlink r:id="rId34">
-        <w:r>
-          <w:rPr>
-            <w:color w:val="0563C1"/>
-            <w:u w:val="single"/>
-          </w:rPr>
-          <w:t>黑鲨银刃游戏指套 3 Pro 上市：0.28mm 超薄银布材质，29.9 元</w:t>
         </w:r>
       </w:hyperlink>
     </w:p>
@@ -1666,7 +1666,7 @@
           <w:rFonts w:ascii="Times New Roman" w:hAnsi="Times New Roman" w:eastAsia="宋体"/>
           <w:sz w:val="18"/>
         </w:rPr>
-        <w:t>IT之家(60)、GameLook(18)、HackerNews(7)、Bing新闻(7)</w:t>
+        <w:t>IT之家(60)、GameLook(18)、HackerNews(7)、Bing新闻(8)</w:t>
       </w:r>
     </w:p>
     <w:p>
